--- a/rev/UCDettagliatoCorretto.docx
+++ b/rev/UCDettagliatoCorretto.docx
@@ -8,7 +8,7 @@
         <w:spacing w:after="400"/>
         <w:jc w:val="center"/>
         <w:rPr>
-          <w:rFonts w:ascii="Helvetica Neue" w:eastAsia="Fredericka the Great" w:hAnsi="Helvetica Neue" w:cs="Fredericka the Great"/>
+          <w:rFonts w:ascii="Helvetica" w:eastAsia="Fredericka the Great" w:hAnsi="Helvetica" w:cs="Fredericka the Great"/>
           <w:color w:val="019A96"/>
           <w:sz w:val="72"/>
           <w:szCs w:val="72"/>
@@ -16,7 +16,7 @@
       </w:pPr>
       <w:r>
         <w:rPr>
-          <w:rFonts w:ascii="Helvetica Neue" w:eastAsia="Fredericka the Great" w:hAnsi="Helvetica Neue" w:cs="Fredericka the Great"/>
+          <w:rFonts w:ascii="Helvetica" w:eastAsia="Fredericka the Great" w:hAnsi="Helvetica" w:cs="Fredericka the Great"/>
           <w:color w:val="019A96"/>
         </w:rPr>
         <w:t>Gestire gli eventi</w:t>
@@ -26,12 +26,12 @@
       <w:pPr>
         <w:pStyle w:val="Corpo"/>
         <w:rPr>
-          <w:rFonts w:ascii="Helvetica Neue" w:hAnsi="Helvetica Neue"/>
+          <w:rFonts w:ascii="Helvetica" w:hAnsi="Helvetica"/>
         </w:rPr>
       </w:pPr>
       <w:r>
         <w:rPr>
-          <w:rFonts w:ascii="Helvetica Neue" w:hAnsi="Helvetica Neue"/>
+          <w:rFonts w:ascii="Helvetica" w:hAnsi="Helvetica"/>
           <w:b/>
           <w:bCs/>
         </w:rPr>
@@ -39,7 +39,7 @@
       </w:r>
       <w:r>
         <w:rPr>
-          <w:rFonts w:ascii="Helvetica Neue" w:hAnsi="Helvetica Neue"/>
+          <w:rFonts w:ascii="Helvetica" w:hAnsi="Helvetica"/>
           <w:b/>
           <w:bCs/>
           <w:rtl/>
@@ -48,7 +48,7 @@
       </w:r>
       <w:r>
         <w:rPr>
-          <w:rFonts w:ascii="Helvetica Neue" w:hAnsi="Helvetica Neue"/>
+          <w:rFonts w:ascii="Helvetica" w:hAnsi="Helvetica"/>
           <w:b/>
           <w:bCs/>
         </w:rPr>
@@ -56,7 +56,7 @@
       </w:r>
       <w:r>
         <w:rPr>
-          <w:rFonts w:ascii="Helvetica Neue" w:hAnsi="Helvetica Neue"/>
+          <w:rFonts w:ascii="Helvetica" w:hAnsi="Helvetica"/>
         </w:rPr>
         <w:t>: Gestire gli eventi</w:t>
       </w:r>
@@ -65,12 +65,12 @@
       <w:pPr>
         <w:pStyle w:val="Corpo"/>
         <w:rPr>
-          <w:rFonts w:ascii="Helvetica Neue" w:hAnsi="Helvetica Neue"/>
+          <w:rFonts w:ascii="Helvetica" w:hAnsi="Helvetica"/>
         </w:rPr>
       </w:pPr>
       <w:r>
         <w:rPr>
-          <w:rFonts w:ascii="Helvetica Neue" w:hAnsi="Helvetica Neue"/>
+          <w:rFonts w:ascii="Helvetica" w:hAnsi="Helvetica"/>
           <w:b/>
           <w:bCs/>
         </w:rPr>
@@ -78,7 +78,7 @@
       </w:r>
       <w:r>
         <w:rPr>
-          <w:rFonts w:ascii="Helvetica Neue" w:hAnsi="Helvetica Neue"/>
+          <w:rFonts w:ascii="Helvetica" w:hAnsi="Helvetica"/>
           <w:lang w:val="pt-PT"/>
         </w:rPr>
         <w:t>Sistema</w:t>
@@ -88,12 +88,12 @@
       <w:pPr>
         <w:pStyle w:val="Corpo"/>
         <w:rPr>
-          <w:rFonts w:ascii="Helvetica Neue" w:hAnsi="Helvetica Neue"/>
+          <w:rFonts w:ascii="Helvetica" w:hAnsi="Helvetica"/>
         </w:rPr>
       </w:pPr>
       <w:r>
         <w:rPr>
-          <w:rFonts w:ascii="Helvetica Neue" w:hAnsi="Helvetica Neue"/>
+          <w:rFonts w:ascii="Helvetica" w:hAnsi="Helvetica"/>
           <w:b/>
           <w:bCs/>
         </w:rPr>
@@ -101,7 +101,7 @@
       </w:r>
       <w:r>
         <w:rPr>
-          <w:rFonts w:ascii="Helvetica Neue" w:hAnsi="Helvetica Neue"/>
+          <w:rFonts w:ascii="Helvetica" w:hAnsi="Helvetica"/>
         </w:rPr>
         <w:t>Obiettivo utente</w:t>
       </w:r>
@@ -110,13 +110,13 @@
       <w:pPr>
         <w:pStyle w:val="Corpo"/>
         <w:rPr>
-          <w:rFonts w:ascii="Helvetica Neue" w:hAnsi="Helvetica Neue"/>
+          <w:rFonts w:ascii="Helvetica" w:hAnsi="Helvetica"/>
           <w:lang w:val="de-DE"/>
         </w:rPr>
       </w:pPr>
       <w:r>
         <w:rPr>
-          <w:rFonts w:ascii="Helvetica Neue" w:hAnsi="Helvetica Neue"/>
+          <w:rFonts w:ascii="Helvetica" w:hAnsi="Helvetica"/>
           <w:b/>
           <w:bCs/>
         </w:rPr>
@@ -124,7 +124,7 @@
       </w:r>
       <w:r>
         <w:rPr>
-          <w:rFonts w:ascii="Helvetica Neue" w:hAnsi="Helvetica Neue"/>
+          <w:rFonts w:ascii="Helvetica" w:hAnsi="Helvetica"/>
           <w:lang w:val="de-DE"/>
         </w:rPr>
         <w:t>Organizzatore</w:t>
@@ -134,12 +134,12 @@
       <w:pPr>
         <w:pStyle w:val="Corpo"/>
         <w:rPr>
-          <w:rFonts w:ascii="Helvetica Neue" w:hAnsi="Helvetica Neue"/>
+          <w:rFonts w:ascii="Helvetica" w:hAnsi="Helvetica"/>
         </w:rPr>
       </w:pPr>
       <w:r>
         <w:rPr>
-          <w:rFonts w:ascii="Helvetica Neue" w:hAnsi="Helvetica Neue"/>
+          <w:rFonts w:ascii="Helvetica" w:hAnsi="Helvetica"/>
           <w:b/>
           <w:bCs/>
         </w:rPr>
@@ -147,7 +147,7 @@
       </w:r>
       <w:r>
         <w:rPr>
-          <w:rFonts w:ascii="Helvetica Neue" w:hAnsi="Helvetica Neue"/>
+          <w:rFonts w:ascii="Helvetica" w:hAnsi="Helvetica"/>
         </w:rPr>
         <w:t>Cliente, Personale di Servizio, Cuochi, Chef</w:t>
       </w:r>
@@ -156,12 +156,12 @@
       <w:pPr>
         <w:pStyle w:val="Corpo"/>
         <w:rPr>
-          <w:rFonts w:ascii="Helvetica Neue" w:hAnsi="Helvetica Neue"/>
+          <w:rFonts w:ascii="Helvetica" w:hAnsi="Helvetica"/>
         </w:rPr>
       </w:pPr>
       <w:r>
         <w:rPr>
-          <w:rFonts w:ascii="Helvetica Neue" w:hAnsi="Helvetica Neue"/>
+          <w:rFonts w:ascii="Helvetica" w:hAnsi="Helvetica"/>
           <w:b/>
           <w:bCs/>
         </w:rPr>
@@ -169,20 +169,20 @@
       </w:r>
       <w:r>
         <w:rPr>
-          <w:rFonts w:ascii="Helvetica Neue" w:hAnsi="Helvetica Neue"/>
+          <w:rFonts w:ascii="Helvetica" w:hAnsi="Helvetica"/>
         </w:rPr>
         <w:t>L</w:t>
       </w:r>
       <w:r>
         <w:rPr>
-          <w:rFonts w:ascii="Helvetica Neue" w:hAnsi="Helvetica Neue"/>
+          <w:rFonts w:ascii="Helvetica" w:hAnsi="Helvetica"/>
           <w:rtl/>
         </w:rPr>
         <w:t>’</w:t>
       </w:r>
       <w:r>
         <w:rPr>
-          <w:rFonts w:ascii="Helvetica Neue" w:hAnsi="Helvetica Neue"/>
+          <w:rFonts w:ascii="Helvetica" w:hAnsi="Helvetica"/>
         </w:rPr>
         <w:t>attore deve essere autenticato come Organizzatore</w:t>
       </w:r>
@@ -191,12 +191,12 @@
       <w:pPr>
         <w:pStyle w:val="Corpo"/>
         <w:rPr>
-          <w:rFonts w:ascii="Helvetica Neue" w:hAnsi="Helvetica Neue"/>
+          <w:rFonts w:ascii="Helvetica" w:hAnsi="Helvetica"/>
         </w:rPr>
       </w:pPr>
       <w:r>
         <w:rPr>
-          <w:rFonts w:ascii="Helvetica Neue" w:hAnsi="Helvetica Neue"/>
+          <w:rFonts w:ascii="Helvetica" w:hAnsi="Helvetica"/>
           <w:b/>
           <w:bCs/>
         </w:rPr>
@@ -204,7 +204,7 @@
       </w:r>
       <w:r>
         <w:rPr>
-          <w:rFonts w:ascii="Helvetica Neue" w:hAnsi="Helvetica Neue"/>
+          <w:rFonts w:ascii="Helvetica" w:hAnsi="Helvetica"/>
         </w:rPr>
         <w:t>L'evento (o la ricorrenza) è stato creato, aggiornato, eliminato, annullato o chiuso correttamente. Il personale e lo Chef sono notificati dei relativi assegnamenti.</w:t>
       </w:r>
@@ -257,15 +257,15 @@
               <w:pStyle w:val="Intestazione2"/>
               <w:spacing w:before="0" w:after="0"/>
               <w:rPr>
-                <w:rFonts w:ascii="Helvetica Neue" w:hAnsi="Helvetica Neue"/>
-                <w:color w:val="000000" w:themeColor="text1"/>
-                <w:sz w:val="24"/>
-                <w:szCs w:val="24"/>
-              </w:rPr>
-            </w:pPr>
-            <w:r>
-              <w:rPr>
-                <w:rFonts w:ascii="Helvetica Neue" w:hAnsi="Helvetica Neue"/>
+                <w:rFonts w:ascii="Helvetica" w:hAnsi="Helvetica"/>
+                <w:color w:val="000000" w:themeColor="text1"/>
+                <w:sz w:val="24"/>
+                <w:szCs w:val="24"/>
+              </w:rPr>
+            </w:pPr>
+            <w:r>
+              <w:rPr>
+                <w:rFonts w:ascii="Helvetica" w:hAnsi="Helvetica"/>
                 <w:color w:val="000000" w:themeColor="text1"/>
                 <w:sz w:val="24"/>
                 <w:szCs w:val="24"/>
@@ -298,15 +298,15 @@
               <w:ind w:left="100"/>
               <w:jc w:val="center"/>
               <w:rPr>
-                <w:rFonts w:ascii="Helvetica Neue" w:hAnsi="Helvetica Neue"/>
-                <w:color w:val="000000" w:themeColor="text1"/>
-                <w:sz w:val="24"/>
-                <w:szCs w:val="24"/>
-              </w:rPr>
-            </w:pPr>
-            <w:r>
-              <w:rPr>
-                <w:rFonts w:ascii="Helvetica Neue" w:hAnsi="Helvetica Neue"/>
+                <w:rFonts w:ascii="Helvetica" w:hAnsi="Helvetica"/>
+                <w:color w:val="000000" w:themeColor="text1"/>
+                <w:sz w:val="24"/>
+                <w:szCs w:val="24"/>
+              </w:rPr>
+            </w:pPr>
+            <w:r>
+              <w:rPr>
+                <w:rFonts w:ascii="Helvetica" w:hAnsi="Helvetica"/>
                 <w:color w:val="000000" w:themeColor="text1"/>
                 <w:sz w:val="24"/>
                 <w:szCs w:val="24"/>
@@ -339,15 +339,15 @@
               <w:ind w:left="100"/>
               <w:jc w:val="center"/>
               <w:rPr>
-                <w:rFonts w:ascii="Helvetica Neue" w:hAnsi="Helvetica Neue"/>
-                <w:color w:val="000000" w:themeColor="text1"/>
-                <w:sz w:val="24"/>
-                <w:szCs w:val="24"/>
-              </w:rPr>
-            </w:pPr>
-            <w:r>
-              <w:rPr>
-                <w:rFonts w:ascii="Helvetica Neue" w:hAnsi="Helvetica Neue"/>
+                <w:rFonts w:ascii="Helvetica" w:hAnsi="Helvetica"/>
+                <w:color w:val="000000" w:themeColor="text1"/>
+                <w:sz w:val="24"/>
+                <w:szCs w:val="24"/>
+              </w:rPr>
+            </w:pPr>
+            <w:r>
+              <w:rPr>
+                <w:rFonts w:ascii="Helvetica" w:hAnsi="Helvetica"/>
                 <w:color w:val="000000" w:themeColor="text1"/>
                 <w:sz w:val="24"/>
                 <w:szCs w:val="24"/>
@@ -383,15 +383,15 @@
               <w:spacing w:before="0"/>
               <w:jc w:val="left"/>
               <w:rPr>
-                <w:rFonts w:ascii="Helvetica Neue" w:hAnsi="Helvetica Neue"/>
-                <w:color w:val="000000" w:themeColor="text1"/>
-                <w:sz w:val="24"/>
-                <w:szCs w:val="24"/>
-              </w:rPr>
-            </w:pPr>
-            <w:r>
-              <w:rPr>
-                <w:rFonts w:ascii="Helvetica Neue" w:hAnsi="Helvetica Neue"/>
+                <w:rFonts w:ascii="Helvetica" w:hAnsi="Helvetica"/>
+                <w:color w:val="000000" w:themeColor="text1"/>
+                <w:sz w:val="24"/>
+                <w:szCs w:val="24"/>
+              </w:rPr>
+            </w:pPr>
+            <w:r>
+              <w:rPr>
+                <w:rFonts w:ascii="Helvetica" w:hAnsi="Helvetica"/>
                 <w:color w:val="000000" w:themeColor="text1"/>
                 <w:sz w:val="24"/>
                 <w:szCs w:val="24"/>
@@ -421,38 +421,20 @@
               <w:pStyle w:val="Corpo"/>
               <w:widowControl/>
               <w:rPr>
-                <w:rFonts w:ascii="Helvetica Neue" w:hAnsi="Helvetica Neue"/>
-                <w:color w:val="000000" w:themeColor="text1"/>
-                <w:sz w:val="24"/>
-                <w:szCs w:val="24"/>
-              </w:rPr>
-            </w:pPr>
-            <w:r>
-              <w:rPr>
-                <w:rFonts w:ascii="Helvetica Neue" w:hAnsi="Helvetica Neue"/>
-                <w:color w:val="000000" w:themeColor="text1"/>
-                <w:sz w:val="24"/>
-                <w:szCs w:val="24"/>
-              </w:rPr>
-              <w:t>Crea la scheda di un nuovo evento</w:t>
-            </w:r>
-            <w:r>
-              <w:rPr>
-                <w:rFonts w:ascii="Helvetica Neue" w:hAnsi="Helvetica Neue"/>
-                <w:color w:val="000000" w:themeColor="text1"/>
-                <w:sz w:val="24"/>
-                <w:szCs w:val="24"/>
-              </w:rPr>
-              <w:t xml:space="preserve"> </w:t>
-            </w:r>
-            <w:r>
-              <w:rPr>
-                <w:rFonts w:ascii="Helvetica Neue" w:hAnsi="Helvetica Neue"/>
-                <w:color w:val="000000" w:themeColor="text1"/>
-                <w:sz w:val="24"/>
-                <w:szCs w:val="24"/>
-              </w:rPr>
-              <w:t>inserendo i dati del cliente, le date, il luogo, il numero previsto di partecipanti e le note particolari</w:t>
+                <w:rFonts w:ascii="Helvetica" w:hAnsi="Helvetica"/>
+                <w:color w:val="000000" w:themeColor="text1"/>
+                <w:sz w:val="24"/>
+                <w:szCs w:val="24"/>
+              </w:rPr>
+            </w:pPr>
+            <w:r>
+              <w:rPr>
+                <w:rFonts w:ascii="Helvetica" w:hAnsi="Helvetica"/>
+                <w:color w:val="000000" w:themeColor="text1"/>
+                <w:sz w:val="24"/>
+                <w:szCs w:val="24"/>
+              </w:rPr>
+              <w:t>Crea la scheda di un nuovo evento inserendo i dati del cliente, le date, il luogo, il numero previsto di partecipanti e le note particolari</w:t>
             </w:r>
           </w:p>
         </w:tc>
@@ -477,15 +459,15 @@
               <w:pStyle w:val="Corpo"/>
               <w:jc w:val="left"/>
               <w:rPr>
-                <w:rFonts w:ascii="Helvetica Neue" w:hAnsi="Helvetica Neue"/>
-                <w:color w:val="000000" w:themeColor="text1"/>
-                <w:sz w:val="24"/>
-                <w:szCs w:val="24"/>
-              </w:rPr>
-            </w:pPr>
-            <w:r>
-              <w:rPr>
-                <w:rFonts w:ascii="Helvetica Neue" w:hAnsi="Helvetica Neue"/>
+                <w:rFonts w:ascii="Helvetica" w:hAnsi="Helvetica"/>
+                <w:color w:val="000000" w:themeColor="text1"/>
+                <w:sz w:val="24"/>
+                <w:szCs w:val="24"/>
+              </w:rPr>
+            </w:pPr>
+            <w:r>
+              <w:rPr>
+                <w:rFonts w:ascii="Helvetica" w:hAnsi="Helvetica"/>
                 <w:color w:val="000000" w:themeColor="text1"/>
                 <w:sz w:val="24"/>
                 <w:szCs w:val="24"/>
@@ -494,7 +476,7 @@
             </w:r>
             <w:r>
               <w:rPr>
-                <w:rFonts w:ascii="Helvetica Neue" w:hAnsi="Helvetica Neue"/>
+                <w:rFonts w:ascii="Helvetica" w:hAnsi="Helvetica"/>
                 <w:color w:val="000000" w:themeColor="text1"/>
                 <w:sz w:val="24"/>
                 <w:szCs w:val="24"/>
@@ -530,15 +512,15 @@
               <w:spacing w:before="0"/>
               <w:jc w:val="left"/>
               <w:rPr>
-                <w:rFonts w:ascii="Helvetica Neue" w:hAnsi="Helvetica Neue"/>
-                <w:color w:val="000000" w:themeColor="text1"/>
-                <w:sz w:val="24"/>
-                <w:szCs w:val="24"/>
-              </w:rPr>
-            </w:pPr>
-            <w:r>
-              <w:rPr>
-                <w:rFonts w:ascii="Helvetica Neue" w:hAnsi="Helvetica Neue"/>
+                <w:rFonts w:ascii="Helvetica" w:hAnsi="Helvetica"/>
+                <w:color w:val="000000" w:themeColor="text1"/>
+                <w:sz w:val="24"/>
+                <w:szCs w:val="24"/>
+              </w:rPr>
+            </w:pPr>
+            <w:r>
+              <w:rPr>
+                <w:rFonts w:ascii="Helvetica" w:hAnsi="Helvetica"/>
                 <w:color w:val="000000" w:themeColor="text1"/>
                 <w:sz w:val="24"/>
                 <w:szCs w:val="24"/>
@@ -569,38 +551,20 @@
               <w:pStyle w:val="Corpo"/>
               <w:widowControl/>
               <w:rPr>
-                <w:rFonts w:ascii="Helvetica Neue" w:hAnsi="Helvetica Neue"/>
-                <w:color w:val="000000" w:themeColor="text1"/>
-                <w:sz w:val="24"/>
-                <w:szCs w:val="24"/>
-              </w:rPr>
-            </w:pPr>
-            <w:r>
-              <w:rPr>
-                <w:rFonts w:ascii="Helvetica Neue" w:hAnsi="Helvetica Neue"/>
-                <w:color w:val="000000" w:themeColor="text1"/>
-                <w:sz w:val="24"/>
-                <w:szCs w:val="24"/>
-              </w:rPr>
-              <w:t xml:space="preserve">Definisce i servizi </w:t>
-            </w:r>
-            <w:r>
-              <w:rPr>
-                <w:rFonts w:ascii="Helvetica Neue" w:hAnsi="Helvetica Neue"/>
-                <w:color w:val="000000" w:themeColor="text1"/>
-                <w:sz w:val="24"/>
-                <w:szCs w:val="24"/>
-              </w:rPr>
-              <w:t xml:space="preserve">per ogni giornata </w:t>
-            </w:r>
-            <w:r>
-              <w:rPr>
-                <w:rFonts w:ascii="Helvetica Neue" w:hAnsi="Helvetica Neue"/>
-                <w:color w:val="000000" w:themeColor="text1"/>
-                <w:sz w:val="24"/>
-                <w:szCs w:val="24"/>
-              </w:rPr>
-              <w:t>(es. pranzo, coffee break) indicando per ciascuno la fascia oraria e la tipologia</w:t>
+                <w:rFonts w:ascii="Helvetica" w:hAnsi="Helvetica"/>
+                <w:color w:val="000000" w:themeColor="text1"/>
+                <w:sz w:val="24"/>
+                <w:szCs w:val="24"/>
+              </w:rPr>
+            </w:pPr>
+            <w:r>
+              <w:rPr>
+                <w:rFonts w:ascii="Helvetica" w:hAnsi="Helvetica"/>
+                <w:color w:val="000000" w:themeColor="text1"/>
+                <w:sz w:val="24"/>
+                <w:szCs w:val="24"/>
+              </w:rPr>
+              <w:t>Definisce i servizi per ogni giornata (es. pranzo, coffee break) indicando per ciascuno la fascia oraria e la tipologia</w:t>
             </w:r>
           </w:p>
         </w:tc>
@@ -625,15 +589,15 @@
               <w:pStyle w:val="Corpo"/>
               <w:jc w:val="left"/>
               <w:rPr>
-                <w:rFonts w:ascii="Helvetica Neue" w:hAnsi="Helvetica Neue"/>
-                <w:color w:val="000000" w:themeColor="text1"/>
-                <w:sz w:val="24"/>
-                <w:szCs w:val="24"/>
-              </w:rPr>
-            </w:pPr>
-            <w:r>
-              <w:rPr>
-                <w:rFonts w:ascii="Helvetica Neue" w:hAnsi="Helvetica Neue"/>
+                <w:rFonts w:ascii="Helvetica" w:hAnsi="Helvetica"/>
+                <w:color w:val="000000" w:themeColor="text1"/>
+                <w:sz w:val="24"/>
+                <w:szCs w:val="24"/>
+              </w:rPr>
+            </w:pPr>
+            <w:r>
+              <w:rPr>
+                <w:rFonts w:ascii="Helvetica" w:hAnsi="Helvetica"/>
                 <w:color w:val="000000" w:themeColor="text1"/>
                 <w:sz w:val="24"/>
                 <w:szCs w:val="24"/>
@@ -642,7 +606,7 @@
             </w:r>
             <w:r>
               <w:rPr>
-                <w:rFonts w:ascii="Helvetica Neue" w:hAnsi="Helvetica Neue"/>
+                <w:rFonts w:ascii="Helvetica" w:hAnsi="Helvetica"/>
                 <w:color w:val="000000" w:themeColor="text1"/>
                 <w:sz w:val="24"/>
                 <w:szCs w:val="24"/>
@@ -651,7 +615,7 @@
             </w:r>
             <w:r>
               <w:rPr>
-                <w:rFonts w:ascii="Helvetica Neue" w:hAnsi="Helvetica Neue"/>
+                <w:rFonts w:ascii="Helvetica" w:hAnsi="Helvetica"/>
                 <w:color w:val="000000" w:themeColor="text1"/>
                 <w:sz w:val="24"/>
                 <w:szCs w:val="24"/>
@@ -687,7 +651,7 @@
               <w:spacing w:before="0"/>
               <w:jc w:val="left"/>
               <w:rPr>
-                <w:rFonts w:ascii="Helvetica Neue" w:hAnsi="Helvetica Neue"/>
+                <w:rFonts w:ascii="Helvetica" w:hAnsi="Helvetica"/>
                 <w:color w:val="000000" w:themeColor="text1"/>
                 <w:u w:color="000000"/>
               </w:rPr>
@@ -715,98 +679,30 @@
               <w:pStyle w:val="Corpo"/>
               <w:widowControl/>
               <w:rPr>
-                <w:rFonts w:ascii="Helvetica Neue" w:hAnsi="Helvetica Neue"/>
-                <w:color w:val="000000" w:themeColor="text1"/>
-              </w:rPr>
-            </w:pPr>
-            <w:r>
-              <w:rPr>
-                <w:rFonts w:ascii="Helvetica Neue" w:hAnsi="Helvetica Neue"/>
+                <w:rFonts w:ascii="Helvetica" w:hAnsi="Helvetica"/>
+                <w:color w:val="000000" w:themeColor="text1"/>
+              </w:rPr>
+            </w:pPr>
+            <w:r>
+              <w:rPr>
+                <w:rFonts w:ascii="Helvetica" w:hAnsi="Helvetica"/>
                 <w:i/>
                 <w:iCs/>
                 <w:color w:val="000000" w:themeColor="text1"/>
                 <w:sz w:val="24"/>
                 <w:szCs w:val="24"/>
               </w:rPr>
-              <w:t>Eventualmente ripete i</w:t>
-            </w:r>
-            <w:r>
-              <w:rPr>
-                <w:rFonts w:ascii="Helvetica Neue" w:hAnsi="Helvetica Neue"/>
+              <w:t xml:space="preserve">Eventualmente ripete il passo 2 </w:t>
+            </w:r>
+            <w:r>
+              <w:rPr>
+                <w:rFonts w:ascii="Helvetica" w:hAnsi="Helvetica"/>
                 <w:i/>
                 <w:iCs/>
                 <w:color w:val="000000" w:themeColor="text1"/>
                 <w:sz w:val="24"/>
                 <w:szCs w:val="24"/>
               </w:rPr>
-              <w:t>l</w:t>
-            </w:r>
-            <w:r>
-              <w:rPr>
-                <w:rFonts w:ascii="Helvetica Neue" w:hAnsi="Helvetica Neue"/>
-                <w:i/>
-                <w:iCs/>
-                <w:color w:val="000000" w:themeColor="text1"/>
-                <w:sz w:val="24"/>
-                <w:szCs w:val="24"/>
-              </w:rPr>
-              <w:t xml:space="preserve"> pas</w:t>
-            </w:r>
-            <w:r>
-              <w:rPr>
-                <w:rFonts w:ascii="Helvetica Neue" w:hAnsi="Helvetica Neue"/>
-                <w:i/>
-                <w:iCs/>
-                <w:color w:val="000000" w:themeColor="text1"/>
-                <w:sz w:val="24"/>
-                <w:szCs w:val="24"/>
-              </w:rPr>
-              <w:t>so</w:t>
-            </w:r>
-            <w:r>
-              <w:rPr>
-                <w:rFonts w:ascii="Helvetica Neue" w:hAnsi="Helvetica Neue"/>
-                <w:i/>
-                <w:iCs/>
-                <w:color w:val="000000" w:themeColor="text1"/>
-                <w:sz w:val="24"/>
-                <w:szCs w:val="24"/>
-              </w:rPr>
-              <w:t xml:space="preserve"> </w:t>
-            </w:r>
-            <w:proofErr w:type="gramStart"/>
-            <w:r>
-              <w:rPr>
-                <w:rFonts w:ascii="Helvetica Neue" w:hAnsi="Helvetica Neue"/>
-                <w:i/>
-                <w:iCs/>
-                <w:color w:val="000000" w:themeColor="text1"/>
-                <w:sz w:val="24"/>
-                <w:szCs w:val="24"/>
-              </w:rPr>
-              <w:t>2</w:t>
-            </w:r>
-            <w:proofErr w:type="gramEnd"/>
-            <w:r>
-              <w:rPr>
-                <w:rFonts w:ascii="Helvetica Neue" w:hAnsi="Helvetica Neue"/>
-                <w:i/>
-                <w:iCs/>
-                <w:color w:val="000000" w:themeColor="text1"/>
-                <w:sz w:val="24"/>
-                <w:szCs w:val="24"/>
-              </w:rPr>
-              <w:t xml:space="preserve"> </w:t>
-            </w:r>
-            <w:r>
-              <w:rPr>
-                <w:rFonts w:ascii="Helvetica Neue" w:hAnsi="Helvetica Neue"/>
-                <w:i/>
-                <w:iCs/>
-                <w:color w:val="000000" w:themeColor="text1"/>
-                <w:sz w:val="24"/>
-                <w:szCs w:val="24"/>
-              </w:rPr>
               <w:t>per ogni servizio richiesto dall’evento</w:t>
             </w:r>
           </w:p>
@@ -832,7 +728,7 @@
               <w:pStyle w:val="Corpo"/>
               <w:jc w:val="left"/>
               <w:rPr>
-                <w:rFonts w:ascii="Helvetica Neue" w:hAnsi="Helvetica Neue"/>
+                <w:rFonts w:ascii="Helvetica" w:hAnsi="Helvetica"/>
                 <w:color w:val="000000" w:themeColor="text1"/>
               </w:rPr>
             </w:pPr>
@@ -865,15 +761,15 @@
               <w:spacing w:before="0"/>
               <w:jc w:val="left"/>
               <w:rPr>
-                <w:rFonts w:ascii="Helvetica Neue" w:hAnsi="Helvetica Neue"/>
-                <w:color w:val="000000" w:themeColor="text1"/>
-                <w:sz w:val="24"/>
-                <w:szCs w:val="24"/>
-              </w:rPr>
-            </w:pPr>
-            <w:r>
-              <w:rPr>
-                <w:rFonts w:ascii="Helvetica Neue" w:hAnsi="Helvetica Neue"/>
+                <w:rFonts w:ascii="Helvetica" w:hAnsi="Helvetica"/>
+                <w:color w:val="000000" w:themeColor="text1"/>
+                <w:sz w:val="24"/>
+                <w:szCs w:val="24"/>
+              </w:rPr>
+            </w:pPr>
+            <w:r>
+              <w:rPr>
+                <w:rFonts w:ascii="Helvetica" w:hAnsi="Helvetica"/>
                 <w:color w:val="000000" w:themeColor="text1"/>
                 <w:sz w:val="24"/>
                 <w:szCs w:val="24"/>
@@ -903,38 +799,20 @@
               <w:pStyle w:val="Corpo"/>
               <w:widowControl/>
               <w:rPr>
-                <w:rFonts w:ascii="Helvetica Neue" w:hAnsi="Helvetica Neue"/>
-                <w:color w:val="000000" w:themeColor="text1"/>
-                <w:sz w:val="24"/>
-                <w:szCs w:val="24"/>
-              </w:rPr>
-            </w:pPr>
-            <w:r>
-              <w:rPr>
-                <w:rFonts w:ascii="Helvetica Neue" w:hAnsi="Helvetica Neue"/>
-                <w:color w:val="000000" w:themeColor="text1"/>
-                <w:sz w:val="24"/>
-                <w:szCs w:val="24"/>
-              </w:rPr>
-              <w:t>Assegna uno Chef responsabile all'</w:t>
-            </w:r>
-            <w:r>
-              <w:rPr>
-                <w:rFonts w:ascii="Helvetica Neue" w:hAnsi="Helvetica Neue"/>
-                <w:color w:val="000000" w:themeColor="text1"/>
-                <w:sz w:val="24"/>
-                <w:szCs w:val="24"/>
-              </w:rPr>
-              <w:t xml:space="preserve">intero </w:t>
-            </w:r>
-            <w:r>
-              <w:rPr>
-                <w:rFonts w:ascii="Helvetica Neue" w:hAnsi="Helvetica Neue"/>
-                <w:color w:val="000000" w:themeColor="text1"/>
-                <w:sz w:val="24"/>
-                <w:szCs w:val="24"/>
-              </w:rPr>
-              <w:t>evento</w:t>
+                <w:rFonts w:ascii="Helvetica" w:hAnsi="Helvetica"/>
+                <w:color w:val="000000" w:themeColor="text1"/>
+                <w:sz w:val="24"/>
+                <w:szCs w:val="24"/>
+              </w:rPr>
+            </w:pPr>
+            <w:r>
+              <w:rPr>
+                <w:rFonts w:ascii="Helvetica" w:hAnsi="Helvetica"/>
+                <w:color w:val="000000" w:themeColor="text1"/>
+                <w:sz w:val="24"/>
+                <w:szCs w:val="24"/>
+              </w:rPr>
+              <w:t>Assegna uno Chef responsabile all'intero evento</w:t>
             </w:r>
           </w:p>
         </w:tc>
@@ -959,15 +837,15 @@
               <w:pStyle w:val="Corpo"/>
               <w:jc w:val="left"/>
               <w:rPr>
-                <w:rFonts w:ascii="Helvetica Neue" w:hAnsi="Helvetica Neue"/>
-                <w:color w:val="000000" w:themeColor="text1"/>
-                <w:sz w:val="24"/>
-                <w:szCs w:val="24"/>
-              </w:rPr>
-            </w:pPr>
-            <w:r>
-              <w:rPr>
-                <w:rFonts w:ascii="Helvetica Neue" w:hAnsi="Helvetica Neue"/>
+                <w:rFonts w:ascii="Helvetica" w:hAnsi="Helvetica"/>
+                <w:color w:val="000000" w:themeColor="text1"/>
+                <w:sz w:val="24"/>
+                <w:szCs w:val="24"/>
+              </w:rPr>
+            </w:pPr>
+            <w:r>
+              <w:rPr>
+                <w:rFonts w:ascii="Helvetica" w:hAnsi="Helvetica"/>
                 <w:color w:val="000000" w:themeColor="text1"/>
                 <w:sz w:val="24"/>
                 <w:szCs w:val="24"/>
@@ -1003,15 +881,15 @@
               <w:spacing w:before="0"/>
               <w:jc w:val="left"/>
               <w:rPr>
-                <w:rFonts w:ascii="Helvetica Neue" w:hAnsi="Helvetica Neue"/>
-                <w:color w:val="000000" w:themeColor="text1"/>
-                <w:sz w:val="24"/>
-                <w:szCs w:val="24"/>
-              </w:rPr>
-            </w:pPr>
-            <w:r>
-              <w:rPr>
-                <w:rFonts w:ascii="Helvetica Neue" w:hAnsi="Helvetica Neue"/>
+                <w:rFonts w:ascii="Helvetica" w:hAnsi="Helvetica"/>
+                <w:color w:val="000000" w:themeColor="text1"/>
+                <w:sz w:val="24"/>
+                <w:szCs w:val="24"/>
+              </w:rPr>
+            </w:pPr>
+            <w:r>
+              <w:rPr>
+                <w:rFonts w:ascii="Helvetica" w:hAnsi="Helvetica"/>
                 <w:color w:val="000000" w:themeColor="text1"/>
                 <w:sz w:val="24"/>
                 <w:szCs w:val="24"/>
@@ -1041,29 +919,20 @@
               <w:pStyle w:val="Corpo"/>
               <w:widowControl/>
               <w:rPr>
-                <w:rFonts w:ascii="Helvetica Neue" w:hAnsi="Helvetica Neue"/>
-                <w:color w:val="000000" w:themeColor="text1"/>
-                <w:sz w:val="24"/>
-                <w:szCs w:val="24"/>
-              </w:rPr>
-            </w:pPr>
-            <w:r>
-              <w:rPr>
-                <w:rFonts w:ascii="Helvetica Neue" w:hAnsi="Helvetica Neue"/>
-                <w:color w:val="000000" w:themeColor="text1"/>
-                <w:sz w:val="24"/>
-                <w:szCs w:val="24"/>
-              </w:rPr>
-              <w:t>Pianifica il personale per ogni servizio/turno, r</w:t>
-            </w:r>
-            <w:r>
-              <w:rPr>
-                <w:rFonts w:ascii="Helvetica Neue" w:hAnsi="Helvetica Neue"/>
-                <w:color w:val="000000" w:themeColor="text1"/>
-                <w:sz w:val="24"/>
-                <w:szCs w:val="24"/>
-              </w:rPr>
-              <w:t>ichiede e assegna il personale di servizio (ed eventualmente dei cuochi) per i vari servizi, specificandone il ruolo</w:t>
+                <w:rFonts w:ascii="Helvetica" w:hAnsi="Helvetica"/>
+                <w:color w:val="000000" w:themeColor="text1"/>
+                <w:sz w:val="24"/>
+                <w:szCs w:val="24"/>
+              </w:rPr>
+            </w:pPr>
+            <w:r>
+              <w:rPr>
+                <w:rFonts w:ascii="Helvetica" w:hAnsi="Helvetica"/>
+                <w:color w:val="000000" w:themeColor="text1"/>
+                <w:sz w:val="24"/>
+                <w:szCs w:val="24"/>
+              </w:rPr>
+              <w:t>Pianifica il personale per ogni servizio/turno, richiede e assegna il personale di servizio (ed eventualmente dei cuochi) per i vari servizi, specificandone il ruolo</w:t>
             </w:r>
           </w:p>
         </w:tc>
@@ -1088,15 +957,15 @@
               <w:pStyle w:val="Corpo"/>
               <w:jc w:val="left"/>
               <w:rPr>
-                <w:rFonts w:ascii="Helvetica Neue" w:hAnsi="Helvetica Neue"/>
-                <w:color w:val="000000" w:themeColor="text1"/>
-                <w:sz w:val="24"/>
-                <w:szCs w:val="24"/>
-              </w:rPr>
-            </w:pPr>
-            <w:r>
-              <w:rPr>
-                <w:rFonts w:ascii="Helvetica Neue" w:hAnsi="Helvetica Neue"/>
+                <w:rFonts w:ascii="Helvetica" w:hAnsi="Helvetica"/>
+                <w:color w:val="000000" w:themeColor="text1"/>
+                <w:sz w:val="24"/>
+                <w:szCs w:val="24"/>
+              </w:rPr>
+            </w:pPr>
+            <w:r>
+              <w:rPr>
+                <w:rFonts w:ascii="Helvetica" w:hAnsi="Helvetica"/>
                 <w:color w:val="000000" w:themeColor="text1"/>
                 <w:sz w:val="24"/>
                 <w:szCs w:val="24"/>
@@ -1132,15 +1001,15 @@
               <w:spacing w:before="0"/>
               <w:jc w:val="left"/>
               <w:rPr>
-                <w:rFonts w:ascii="Helvetica Neue" w:hAnsi="Helvetica Neue"/>
-                <w:color w:val="000000" w:themeColor="text1"/>
-                <w:sz w:val="24"/>
-                <w:szCs w:val="24"/>
-              </w:rPr>
-            </w:pPr>
-            <w:r>
-              <w:rPr>
-                <w:rFonts w:ascii="Helvetica Neue" w:hAnsi="Helvetica Neue"/>
+                <w:rFonts w:ascii="Helvetica" w:hAnsi="Helvetica"/>
+                <w:color w:val="000000" w:themeColor="text1"/>
+                <w:sz w:val="24"/>
+                <w:szCs w:val="24"/>
+              </w:rPr>
+            </w:pPr>
+            <w:r>
+              <w:rPr>
+                <w:rFonts w:ascii="Helvetica" w:hAnsi="Helvetica"/>
                 <w:color w:val="000000" w:themeColor="text1"/>
                 <w:sz w:val="24"/>
                 <w:szCs w:val="24"/>
@@ -1170,65 +1039,20 @@
               <w:pStyle w:val="Corpo"/>
               <w:widowControl/>
               <w:rPr>
-                <w:rFonts w:ascii="Helvetica Neue" w:hAnsi="Helvetica Neue"/>
-                <w:color w:val="000000" w:themeColor="text1"/>
-                <w:sz w:val="24"/>
-                <w:szCs w:val="24"/>
-              </w:rPr>
-            </w:pPr>
-            <w:r>
-              <w:rPr>
-                <w:rFonts w:ascii="Helvetica Neue" w:hAnsi="Helvetica Neue"/>
-                <w:color w:val="000000" w:themeColor="text1"/>
-                <w:sz w:val="24"/>
-                <w:szCs w:val="24"/>
-              </w:rPr>
-              <w:t>Consulta i</w:t>
-            </w:r>
-            <w:r>
-              <w:rPr>
-                <w:rFonts w:ascii="Helvetica Neue" w:hAnsi="Helvetica Neue"/>
-                <w:color w:val="000000" w:themeColor="text1"/>
-                <w:sz w:val="24"/>
-                <w:szCs w:val="24"/>
-              </w:rPr>
-              <w:t>l</w:t>
-            </w:r>
-            <w:r>
-              <w:rPr>
-                <w:rFonts w:ascii="Helvetica Neue" w:hAnsi="Helvetica Neue"/>
-                <w:color w:val="000000" w:themeColor="text1"/>
-                <w:sz w:val="24"/>
-                <w:szCs w:val="24"/>
-              </w:rPr>
-              <w:t xml:space="preserve"> menù propost</w:t>
-            </w:r>
-            <w:r>
-              <w:rPr>
-                <w:rFonts w:ascii="Helvetica Neue" w:hAnsi="Helvetica Neue"/>
-                <w:color w:val="000000" w:themeColor="text1"/>
-                <w:sz w:val="24"/>
-                <w:szCs w:val="24"/>
-              </w:rPr>
-              <w:t>o</w:t>
-            </w:r>
-            <w:r>
-              <w:rPr>
-                <w:rFonts w:ascii="Helvetica Neue" w:hAnsi="Helvetica Neue"/>
-                <w:color w:val="000000" w:themeColor="text1"/>
-                <w:sz w:val="24"/>
-                <w:szCs w:val="24"/>
-              </w:rPr>
-              <w:t xml:space="preserve"> dallo Chef per </w:t>
-            </w:r>
-            <w:r>
-              <w:rPr>
-                <w:rFonts w:ascii="Helvetica Neue" w:hAnsi="Helvetica Neue"/>
-                <w:color w:val="000000" w:themeColor="text1"/>
-                <w:sz w:val="24"/>
-                <w:szCs w:val="24"/>
-              </w:rPr>
-              <w:t>i vari servizi</w:t>
+                <w:rFonts w:ascii="Helvetica" w:hAnsi="Helvetica"/>
+                <w:color w:val="000000" w:themeColor="text1"/>
+                <w:sz w:val="24"/>
+                <w:szCs w:val="24"/>
+              </w:rPr>
+            </w:pPr>
+            <w:r>
+              <w:rPr>
+                <w:rFonts w:ascii="Helvetica" w:hAnsi="Helvetica"/>
+                <w:color w:val="000000" w:themeColor="text1"/>
+                <w:sz w:val="24"/>
+                <w:szCs w:val="24"/>
+              </w:rPr>
+              <w:t>Consulta il menù proposto dallo Chef per i vari servizi</w:t>
             </w:r>
           </w:p>
         </w:tc>
@@ -1253,15 +1077,15 @@
               <w:pStyle w:val="Corpo"/>
               <w:jc w:val="left"/>
               <w:rPr>
-                <w:rFonts w:ascii="Helvetica Neue" w:hAnsi="Helvetica Neue"/>
-                <w:color w:val="000000" w:themeColor="text1"/>
-                <w:sz w:val="24"/>
-                <w:szCs w:val="24"/>
-              </w:rPr>
-            </w:pPr>
-            <w:r>
-              <w:rPr>
-                <w:rFonts w:ascii="Helvetica Neue" w:hAnsi="Helvetica Neue"/>
+                <w:rFonts w:ascii="Helvetica" w:hAnsi="Helvetica"/>
+                <w:color w:val="000000" w:themeColor="text1"/>
+                <w:sz w:val="24"/>
+                <w:szCs w:val="24"/>
+              </w:rPr>
+            </w:pPr>
+            <w:r>
+              <w:rPr>
+                <w:rFonts w:ascii="Helvetica" w:hAnsi="Helvetica"/>
                 <w:color w:val="000000" w:themeColor="text1"/>
                 <w:sz w:val="24"/>
                 <w:szCs w:val="24"/>
@@ -1270,7 +1094,7 @@
             </w:r>
             <w:r>
               <w:rPr>
-                <w:rFonts w:ascii="Helvetica Neue" w:hAnsi="Helvetica Neue"/>
+                <w:rFonts w:ascii="Helvetica" w:hAnsi="Helvetica"/>
                 <w:color w:val="000000" w:themeColor="text1"/>
                 <w:sz w:val="24"/>
                 <w:szCs w:val="24"/>
@@ -1306,7 +1130,7 @@
               <w:spacing w:before="0"/>
               <w:jc w:val="left"/>
               <w:rPr>
-                <w:rFonts w:ascii="Helvetica Neue" w:hAnsi="Helvetica Neue"/>
+                <w:rFonts w:ascii="Helvetica" w:hAnsi="Helvetica"/>
                 <w:color w:val="000000" w:themeColor="text1"/>
               </w:rPr>
             </w:pPr>
@@ -1333,13 +1157,13 @@
               <w:pStyle w:val="Corpo"/>
               <w:widowControl/>
               <w:rPr>
-                <w:rFonts w:ascii="Helvetica Neue" w:hAnsi="Helvetica Neue"/>
-                <w:color w:val="000000" w:themeColor="text1"/>
-              </w:rPr>
-            </w:pPr>
-            <w:r>
-              <w:rPr>
-                <w:rFonts w:ascii="Helvetica Neue" w:hAnsi="Helvetica Neue"/>
+                <w:rFonts w:ascii="Helvetica" w:hAnsi="Helvetica"/>
+                <w:color w:val="000000" w:themeColor="text1"/>
+              </w:rPr>
+            </w:pPr>
+            <w:r>
+              <w:rPr>
+                <w:rFonts w:ascii="Helvetica" w:hAnsi="Helvetica"/>
                 <w:i/>
                 <w:iCs/>
                 <w:color w:val="000000" w:themeColor="text1"/>
@@ -1371,7 +1195,7 @@
               <w:pStyle w:val="Corpo"/>
               <w:jc w:val="left"/>
               <w:rPr>
-                <w:rFonts w:ascii="Helvetica Neue" w:hAnsi="Helvetica Neue"/>
+                <w:rFonts w:ascii="Helvetica" w:hAnsi="Helvetica"/>
                 <w:color w:val="000000" w:themeColor="text1"/>
               </w:rPr>
             </w:pPr>
@@ -1404,15 +1228,15 @@
               <w:spacing w:before="0"/>
               <w:jc w:val="left"/>
               <w:rPr>
-                <w:rFonts w:ascii="Helvetica Neue" w:hAnsi="Helvetica Neue"/>
-                <w:color w:val="000000" w:themeColor="text1"/>
-                <w:sz w:val="24"/>
-                <w:szCs w:val="24"/>
-              </w:rPr>
-            </w:pPr>
-            <w:r>
-              <w:rPr>
-                <w:rFonts w:ascii="Helvetica Neue" w:hAnsi="Helvetica Neue"/>
+                <w:rFonts w:ascii="Helvetica" w:hAnsi="Helvetica"/>
+                <w:color w:val="000000" w:themeColor="text1"/>
+                <w:sz w:val="24"/>
+                <w:szCs w:val="24"/>
+              </w:rPr>
+            </w:pPr>
+            <w:r>
+              <w:rPr>
+                <w:rFonts w:ascii="Helvetica" w:hAnsi="Helvetica"/>
                 <w:color w:val="000000" w:themeColor="text1"/>
                 <w:sz w:val="24"/>
                 <w:szCs w:val="24"/>
@@ -1442,47 +1266,20 @@
               <w:pStyle w:val="Corpo"/>
               <w:widowControl/>
               <w:rPr>
-                <w:rFonts w:ascii="Helvetica Neue" w:hAnsi="Helvetica Neue"/>
-                <w:color w:val="000000" w:themeColor="text1"/>
-                <w:sz w:val="24"/>
-                <w:szCs w:val="24"/>
-              </w:rPr>
-            </w:pPr>
-            <w:r>
-              <w:rPr>
-                <w:rFonts w:ascii="Helvetica Neue" w:hAnsi="Helvetica Neue"/>
-                <w:color w:val="000000" w:themeColor="text1"/>
-                <w:sz w:val="24"/>
-                <w:szCs w:val="24"/>
-              </w:rPr>
-              <w:t>Approva i</w:t>
-            </w:r>
-            <w:r>
-              <w:rPr>
-                <w:rFonts w:ascii="Helvetica Neue" w:hAnsi="Helvetica Neue"/>
-                <w:color w:val="000000" w:themeColor="text1"/>
-                <w:sz w:val="24"/>
-                <w:szCs w:val="24"/>
-              </w:rPr>
-              <w:t>l</w:t>
-            </w:r>
-            <w:r>
-              <w:rPr>
-                <w:rFonts w:ascii="Helvetica Neue" w:hAnsi="Helvetica Neue"/>
-                <w:color w:val="000000" w:themeColor="text1"/>
-                <w:sz w:val="24"/>
-                <w:szCs w:val="24"/>
-              </w:rPr>
-              <w:t xml:space="preserve"> menù</w:t>
-            </w:r>
-            <w:r>
-              <w:rPr>
-                <w:rFonts w:ascii="Helvetica Neue" w:hAnsi="Helvetica Neue"/>
-                <w:color w:val="000000" w:themeColor="text1"/>
-                <w:sz w:val="24"/>
-                <w:szCs w:val="24"/>
-              </w:rPr>
-              <w:t xml:space="preserve"> proposto dallo Chef eventualmente propone delle modifiche</w:t>
+                <w:rFonts w:ascii="Helvetica" w:hAnsi="Helvetica"/>
+                <w:color w:val="000000" w:themeColor="text1"/>
+                <w:sz w:val="24"/>
+                <w:szCs w:val="24"/>
+              </w:rPr>
+            </w:pPr>
+            <w:r>
+              <w:rPr>
+                <w:rFonts w:ascii="Helvetica" w:hAnsi="Helvetica"/>
+                <w:color w:val="000000" w:themeColor="text1"/>
+                <w:sz w:val="24"/>
+                <w:szCs w:val="24"/>
+              </w:rPr>
+              <w:t>Approva il menù proposto dallo Chef eventualmente propone delle modifiche</w:t>
             </w:r>
           </w:p>
         </w:tc>
@@ -1507,15 +1304,15 @@
               <w:pStyle w:val="Corpo"/>
               <w:jc w:val="left"/>
               <w:rPr>
-                <w:rFonts w:ascii="Helvetica Neue" w:hAnsi="Helvetica Neue"/>
-                <w:color w:val="000000" w:themeColor="text1"/>
-                <w:sz w:val="24"/>
-                <w:szCs w:val="24"/>
-              </w:rPr>
-            </w:pPr>
-            <w:r>
-              <w:rPr>
-                <w:rFonts w:ascii="Helvetica Neue" w:hAnsi="Helvetica Neue"/>
+                <w:rFonts w:ascii="Helvetica" w:hAnsi="Helvetica"/>
+                <w:color w:val="000000" w:themeColor="text1"/>
+                <w:sz w:val="24"/>
+                <w:szCs w:val="24"/>
+              </w:rPr>
+            </w:pPr>
+            <w:r>
+              <w:rPr>
+                <w:rFonts w:ascii="Helvetica" w:hAnsi="Helvetica"/>
                 <w:color w:val="000000" w:themeColor="text1"/>
                 <w:sz w:val="24"/>
                 <w:szCs w:val="24"/>
@@ -1551,15 +1348,15 @@
               <w:spacing w:before="0"/>
               <w:jc w:val="left"/>
               <w:rPr>
-                <w:rFonts w:ascii="Helvetica Neue" w:hAnsi="Helvetica Neue"/>
-                <w:color w:val="000000" w:themeColor="text1"/>
-                <w:sz w:val="24"/>
-                <w:szCs w:val="24"/>
-              </w:rPr>
-            </w:pPr>
-            <w:r>
-              <w:rPr>
-                <w:rFonts w:ascii="Helvetica Neue" w:hAnsi="Helvetica Neue"/>
+                <w:rFonts w:ascii="Helvetica" w:hAnsi="Helvetica"/>
+                <w:color w:val="000000" w:themeColor="text1"/>
+                <w:sz w:val="24"/>
+                <w:szCs w:val="24"/>
+              </w:rPr>
+            </w:pPr>
+            <w:r>
+              <w:rPr>
+                <w:rFonts w:ascii="Helvetica" w:hAnsi="Helvetica"/>
                 <w:color w:val="000000" w:themeColor="text1"/>
                 <w:sz w:val="24"/>
                 <w:szCs w:val="24"/>
@@ -1590,15 +1387,15 @@
               <w:pStyle w:val="Corpo"/>
               <w:widowControl/>
               <w:rPr>
-                <w:rFonts w:ascii="Helvetica Neue" w:hAnsi="Helvetica Neue"/>
-                <w:color w:val="000000" w:themeColor="text1"/>
-                <w:sz w:val="24"/>
-                <w:szCs w:val="24"/>
-              </w:rPr>
-            </w:pPr>
-            <w:r>
-              <w:rPr>
-                <w:rFonts w:ascii="Helvetica Neue" w:hAnsi="Helvetica Neue"/>
+                <w:rFonts w:ascii="Helvetica" w:hAnsi="Helvetica"/>
+                <w:color w:val="000000" w:themeColor="text1"/>
+                <w:sz w:val="24"/>
+                <w:szCs w:val="24"/>
+              </w:rPr>
+            </w:pPr>
+            <w:r>
+              <w:rPr>
+                <w:rFonts w:ascii="Helvetica" w:hAnsi="Helvetica"/>
                 <w:color w:val="000000" w:themeColor="text1"/>
                 <w:sz w:val="24"/>
                 <w:szCs w:val="24"/>
@@ -1628,15 +1425,15 @@
               <w:pStyle w:val="Corpo"/>
               <w:jc w:val="left"/>
               <w:rPr>
-                <w:rFonts w:ascii="Helvetica Neue" w:hAnsi="Helvetica Neue"/>
-                <w:color w:val="000000" w:themeColor="text1"/>
-                <w:sz w:val="24"/>
-                <w:szCs w:val="24"/>
-              </w:rPr>
-            </w:pPr>
-            <w:r>
-              <w:rPr>
-                <w:rFonts w:ascii="Helvetica Neue" w:hAnsi="Helvetica Neue"/>
+                <w:rFonts w:ascii="Helvetica" w:hAnsi="Helvetica"/>
+                <w:color w:val="000000" w:themeColor="text1"/>
+                <w:sz w:val="24"/>
+                <w:szCs w:val="24"/>
+              </w:rPr>
+            </w:pPr>
+            <w:r>
+              <w:rPr>
+                <w:rFonts w:ascii="Helvetica" w:hAnsi="Helvetica"/>
                 <w:color w:val="000000" w:themeColor="text1"/>
                 <w:sz w:val="24"/>
                 <w:szCs w:val="24"/>
@@ -1669,7 +1466,7 @@
           <w:p>
             <w:pPr>
               <w:rPr>
-                <w:rFonts w:ascii="Helvetica Neue" w:hAnsi="Helvetica Neue"/>
+                <w:rFonts w:ascii="Helvetica" w:hAnsi="Helvetica"/>
                 <w:color w:val="000000" w:themeColor="text1"/>
                 <w:sz w:val="24"/>
                 <w:szCs w:val="24"/>
@@ -1698,15 +1495,15 @@
               <w:pStyle w:val="Corpo"/>
               <w:widowControl/>
               <w:rPr>
-                <w:rFonts w:ascii="Helvetica Neue" w:hAnsi="Helvetica Neue"/>
-                <w:color w:val="000000" w:themeColor="text1"/>
-                <w:sz w:val="24"/>
-                <w:szCs w:val="24"/>
-              </w:rPr>
-            </w:pPr>
-            <w:r>
-              <w:rPr>
-                <w:rFonts w:ascii="Helvetica Neue" w:hAnsi="Helvetica Neue"/>
+                <w:rFonts w:ascii="Helvetica" w:hAnsi="Helvetica"/>
+                <w:color w:val="000000" w:themeColor="text1"/>
+                <w:sz w:val="24"/>
+                <w:szCs w:val="24"/>
+              </w:rPr>
+            </w:pPr>
+            <w:r>
+              <w:rPr>
+                <w:rFonts w:ascii="Helvetica" w:hAnsi="Helvetica"/>
                 <w:i/>
                 <w:iCs/>
                 <w:color w:val="000000" w:themeColor="text1"/>
@@ -1736,7 +1533,7 @@
           <w:p>
             <w:pPr>
               <w:rPr>
-                <w:rFonts w:ascii="Helvetica Neue" w:hAnsi="Helvetica Neue"/>
+                <w:rFonts w:ascii="Helvetica" w:hAnsi="Helvetica"/>
                 <w:color w:val="000000" w:themeColor="text1"/>
                 <w:sz w:val="24"/>
                 <w:szCs w:val="24"/>
@@ -1752,20 +1549,14 @@
         <w:pStyle w:val="Intestazione"/>
         <w:spacing w:after="0"/>
         <w:rPr>
-          <w:rFonts w:ascii="Helvetica Neue" w:hAnsi="Helvetica Neue"/>
+          <w:rFonts w:ascii="Helvetica" w:hAnsi="Helvetica"/>
         </w:rPr>
       </w:pPr>
       <w:r>
         <w:rPr>
-          <w:rFonts w:ascii="Helvetica Neue" w:hAnsi="Helvetica Neue"/>
+          <w:rFonts w:ascii="Helvetica" w:hAnsi="Helvetica"/>
         </w:rPr>
-        <w:t xml:space="preserve">Estensione </w:t>
-      </w:r>
-      <w:r>
-        <w:rPr>
-          <w:rFonts w:ascii="Helvetica Neue" w:hAnsi="Helvetica Neue"/>
-        </w:rPr>
-        <w:t>1a</w:t>
+        <w:t>Estensione 1a</w:t>
       </w:r>
     </w:p>
     <w:tbl>
@@ -1816,14 +1607,14 @@
               <w:pStyle w:val="Intestazione2"/>
               <w:spacing w:before="0" w:after="0"/>
               <w:rPr>
-                <w:rFonts w:ascii="Helvetica Neue" w:hAnsi="Helvetica Neue"/>
-                <w:sz w:val="24"/>
-                <w:szCs w:val="24"/>
-              </w:rPr>
-            </w:pPr>
-            <w:r>
-              <w:rPr>
-                <w:rFonts w:ascii="Helvetica Neue" w:hAnsi="Helvetica Neue"/>
+                <w:rFonts w:ascii="Helvetica" w:hAnsi="Helvetica"/>
+                <w:sz w:val="24"/>
+                <w:szCs w:val="24"/>
+              </w:rPr>
+            </w:pPr>
+            <w:r>
+              <w:rPr>
+                <w:rFonts w:ascii="Helvetica" w:hAnsi="Helvetica"/>
                 <w:sz w:val="24"/>
                 <w:szCs w:val="24"/>
               </w:rPr>
@@ -1855,14 +1646,14 @@
               <w:ind w:left="100"/>
               <w:jc w:val="center"/>
               <w:rPr>
-                <w:rFonts w:ascii="Helvetica Neue" w:hAnsi="Helvetica Neue"/>
-                <w:sz w:val="24"/>
-                <w:szCs w:val="24"/>
-              </w:rPr>
-            </w:pPr>
-            <w:r>
-              <w:rPr>
-                <w:rFonts w:ascii="Helvetica Neue" w:hAnsi="Helvetica Neue"/>
+                <w:rFonts w:ascii="Helvetica" w:hAnsi="Helvetica"/>
+                <w:sz w:val="24"/>
+                <w:szCs w:val="24"/>
+              </w:rPr>
+            </w:pPr>
+            <w:r>
+              <w:rPr>
+                <w:rFonts w:ascii="Helvetica" w:hAnsi="Helvetica"/>
                 <w:sz w:val="24"/>
                 <w:szCs w:val="24"/>
               </w:rPr>
@@ -1894,14 +1685,14 @@
               <w:ind w:left="100"/>
               <w:jc w:val="center"/>
               <w:rPr>
-                <w:rFonts w:ascii="Helvetica Neue" w:hAnsi="Helvetica Neue"/>
-                <w:sz w:val="24"/>
-                <w:szCs w:val="24"/>
-              </w:rPr>
-            </w:pPr>
-            <w:r>
-              <w:rPr>
-                <w:rFonts w:ascii="Helvetica Neue" w:hAnsi="Helvetica Neue"/>
+                <w:rFonts w:ascii="Helvetica" w:hAnsi="Helvetica"/>
+                <w:sz w:val="24"/>
+                <w:szCs w:val="24"/>
+              </w:rPr>
+            </w:pPr>
+            <w:r>
+              <w:rPr>
+                <w:rFonts w:ascii="Helvetica" w:hAnsi="Helvetica"/>
                 <w:sz w:val="24"/>
                 <w:szCs w:val="24"/>
               </w:rPr>
@@ -1936,28 +1727,19 @@
               <w:spacing w:before="0"/>
               <w:jc w:val="left"/>
               <w:rPr>
-                <w:rFonts w:ascii="Helvetica Neue" w:hAnsi="Helvetica Neue"/>
-                <w:sz w:val="24"/>
-                <w:szCs w:val="24"/>
-              </w:rPr>
-            </w:pPr>
-            <w:r>
-              <w:rPr>
-                <w:rFonts w:ascii="Helvetica Neue" w:hAnsi="Helvetica Neue"/>
-                <w:color w:val="000000" w:themeColor="text1"/>
-                <w:sz w:val="24"/>
-                <w:szCs w:val="24"/>
-              </w:rPr>
-              <w:t>1</w:t>
-            </w:r>
-            <w:r>
-              <w:rPr>
-                <w:rFonts w:ascii="Helvetica Neue" w:hAnsi="Helvetica Neue"/>
-                <w:color w:val="000000" w:themeColor="text1"/>
-                <w:sz w:val="24"/>
-                <w:szCs w:val="24"/>
-              </w:rPr>
-              <w:t>a.1</w:t>
+                <w:rFonts w:ascii="Helvetica" w:hAnsi="Helvetica"/>
+                <w:sz w:val="24"/>
+                <w:szCs w:val="24"/>
+              </w:rPr>
+            </w:pPr>
+            <w:r>
+              <w:rPr>
+                <w:rFonts w:ascii="Helvetica" w:hAnsi="Helvetica"/>
+                <w:color w:val="000000" w:themeColor="text1"/>
+                <w:sz w:val="24"/>
+                <w:szCs w:val="24"/>
+              </w:rPr>
+              <w:t>1a.1</w:t>
             </w:r>
           </w:p>
         </w:tc>
@@ -1982,18 +1764,26 @@
               <w:pStyle w:val="Corpo"/>
               <w:spacing w:line="240" w:lineRule="auto"/>
               <w:rPr>
-                <w:rFonts w:ascii="Helvetica Neue" w:hAnsi="Helvetica Neue"/>
-                <w:sz w:val="24"/>
-                <w:szCs w:val="24"/>
-              </w:rPr>
-            </w:pPr>
-            <w:r>
-              <w:rPr>
-                <w:rFonts w:ascii="Helvetica Neue" w:hAnsi="Helvetica Neue"/>
-                <w:sz w:val="24"/>
-                <w:szCs w:val="24"/>
-              </w:rPr>
-              <w:t>Seleziona l’opzione per annullare l’evento o una singola istanza</w:t>
+                <w:rFonts w:ascii="Helvetica" w:hAnsi="Helvetica"/>
+                <w:sz w:val="24"/>
+                <w:szCs w:val="24"/>
+              </w:rPr>
+            </w:pPr>
+            <w:r>
+              <w:rPr>
+                <w:rFonts w:ascii="Helvetica" w:hAnsi="Helvetica"/>
+                <w:sz w:val="24"/>
+                <w:szCs w:val="24"/>
+              </w:rPr>
+              <w:t>Annulla</w:t>
+            </w:r>
+            <w:r>
+              <w:rPr>
+                <w:rFonts w:ascii="Helvetica" w:hAnsi="Helvetica"/>
+                <w:sz w:val="24"/>
+                <w:szCs w:val="24"/>
+              </w:rPr>
+              <w:t xml:space="preserve"> l’evento o una singola istanza</w:t>
             </w:r>
           </w:p>
         </w:tc>
@@ -2018,14 +1808,14 @@
               <w:pStyle w:val="Corpo"/>
               <w:jc w:val="left"/>
               <w:rPr>
-                <w:rFonts w:ascii="Helvetica Neue" w:hAnsi="Helvetica Neue"/>
-                <w:sz w:val="24"/>
-                <w:szCs w:val="24"/>
-              </w:rPr>
-            </w:pPr>
-            <w:r>
-              <w:rPr>
-                <w:rFonts w:ascii="Helvetica Neue" w:hAnsi="Helvetica Neue"/>
+                <w:rFonts w:ascii="Helvetica" w:hAnsi="Helvetica"/>
+                <w:sz w:val="24"/>
+                <w:szCs w:val="24"/>
+              </w:rPr>
+            </w:pPr>
+            <w:r>
+              <w:rPr>
+                <w:rFonts w:ascii="Helvetica" w:hAnsi="Helvetica"/>
                 <w:sz w:val="24"/>
                 <w:szCs w:val="24"/>
               </w:rPr>
@@ -2033,7 +1823,7 @@
             </w:r>
             <w:r>
               <w:rPr>
-                <w:rFonts w:ascii="Helvetica Neue" w:hAnsi="Helvetica Neue"/>
+                <w:rFonts w:ascii="Helvetica" w:hAnsi="Helvetica"/>
                 <w:sz w:val="24"/>
                 <w:szCs w:val="24"/>
               </w:rPr>
@@ -2041,7 +1831,7 @@
             </w:r>
             <w:r>
               <w:rPr>
-                <w:rFonts w:ascii="Helvetica Neue" w:hAnsi="Helvetica Neue"/>
+                <w:rFonts w:ascii="Helvetica" w:hAnsi="Helvetica"/>
                 <w:sz w:val="24"/>
                 <w:szCs w:val="24"/>
               </w:rPr>
@@ -2049,7 +1839,7 @@
             </w:r>
             <w:r>
               <w:rPr>
-                <w:rFonts w:ascii="Helvetica Neue" w:hAnsi="Helvetica Neue"/>
+                <w:rFonts w:ascii="Helvetica" w:hAnsi="Helvetica"/>
                 <w:sz w:val="24"/>
                 <w:szCs w:val="24"/>
               </w:rPr>
@@ -2084,15 +1874,15 @@
               <w:spacing w:before="0"/>
               <w:jc w:val="left"/>
               <w:rPr>
-                <w:rFonts w:ascii="Helvetica Neue" w:hAnsi="Helvetica Neue"/>
-                <w:color w:val="000000" w:themeColor="text1"/>
-                <w:sz w:val="24"/>
-                <w:szCs w:val="24"/>
-              </w:rPr>
-            </w:pPr>
-            <w:r>
-              <w:rPr>
-                <w:rFonts w:ascii="Helvetica Neue" w:hAnsi="Helvetica Neue"/>
+                <w:rFonts w:ascii="Helvetica" w:hAnsi="Helvetica"/>
+                <w:color w:val="000000" w:themeColor="text1"/>
+                <w:sz w:val="24"/>
+                <w:szCs w:val="24"/>
+              </w:rPr>
+            </w:pPr>
+            <w:r>
+              <w:rPr>
+                <w:rFonts w:ascii="Helvetica" w:hAnsi="Helvetica"/>
                 <w:color w:val="000000" w:themeColor="text1"/>
                 <w:sz w:val="24"/>
                 <w:szCs w:val="24"/>
@@ -2122,14 +1912,14 @@
               <w:pStyle w:val="Corpo"/>
               <w:spacing w:line="240" w:lineRule="auto"/>
               <w:rPr>
-                <w:rFonts w:ascii="Helvetica Neue" w:hAnsi="Helvetica Neue"/>
-                <w:sz w:val="24"/>
-                <w:szCs w:val="24"/>
-              </w:rPr>
-            </w:pPr>
-            <w:r>
-              <w:rPr>
-                <w:rFonts w:ascii="Helvetica Neue" w:hAnsi="Helvetica Neue"/>
+                <w:rFonts w:ascii="Helvetica" w:hAnsi="Helvetica"/>
+                <w:sz w:val="24"/>
+                <w:szCs w:val="24"/>
+              </w:rPr>
+            </w:pPr>
+            <w:r>
+              <w:rPr>
+                <w:rFonts w:ascii="Helvetica" w:hAnsi="Helvetica"/>
                 <w:sz w:val="24"/>
                 <w:szCs w:val="24"/>
               </w:rPr>
@@ -2158,14 +1948,14 @@
               <w:pStyle w:val="Corpo"/>
               <w:jc w:val="left"/>
               <w:rPr>
-                <w:rFonts w:ascii="Helvetica Neue" w:hAnsi="Helvetica Neue"/>
-                <w:sz w:val="24"/>
-                <w:szCs w:val="24"/>
-              </w:rPr>
-            </w:pPr>
-            <w:r>
-              <w:rPr>
-                <w:rFonts w:ascii="Helvetica Neue" w:hAnsi="Helvetica Neue"/>
+                <w:rFonts w:ascii="Helvetica" w:hAnsi="Helvetica"/>
+                <w:sz w:val="24"/>
+                <w:szCs w:val="24"/>
+              </w:rPr>
+            </w:pPr>
+            <w:r>
+              <w:rPr>
+                <w:rFonts w:ascii="Helvetica" w:hAnsi="Helvetica"/>
                 <w:sz w:val="24"/>
                 <w:szCs w:val="24"/>
               </w:rPr>
@@ -2173,7 +1963,7 @@
             </w:r>
             <w:r>
               <w:rPr>
-                <w:rFonts w:ascii="Helvetica Neue" w:hAnsi="Helvetica Neue"/>
+                <w:rFonts w:ascii="Helvetica" w:hAnsi="Helvetica"/>
                 <w:sz w:val="24"/>
                 <w:szCs w:val="24"/>
               </w:rPr>
@@ -2205,7 +1995,7 @@
           <w:p>
             <w:pPr>
               <w:rPr>
-                <w:rFonts w:ascii="Helvetica Neue" w:hAnsi="Helvetica Neue"/>
+                <w:rFonts w:ascii="Helvetica" w:hAnsi="Helvetica"/>
                 <w:b/>
                 <w:bCs/>
                 <w:sz w:val="24"/>
@@ -2233,7 +2023,7 @@
           <w:p>
             <w:pPr>
               <w:rPr>
-                <w:rFonts w:ascii="Helvetica Neue" w:hAnsi="Helvetica Neue"/>
+                <w:rFonts w:ascii="Helvetica" w:hAnsi="Helvetica"/>
                 <w:i/>
                 <w:iCs/>
                 <w:sz w:val="24"/>
@@ -2242,7 +2032,7 @@
             </w:pPr>
             <w:r>
               <w:rPr>
-                <w:rFonts w:ascii="Helvetica Neue" w:hAnsi="Helvetica Neue"/>
+                <w:rFonts w:ascii="Helvetica" w:hAnsi="Helvetica"/>
                 <w:i/>
                 <w:iCs/>
                 <w:sz w:val="24"/>
@@ -2271,7 +2061,7 @@
           <w:p>
             <w:pPr>
               <w:rPr>
-                <w:rFonts w:ascii="Helvetica Neue" w:hAnsi="Helvetica Neue"/>
+                <w:rFonts w:ascii="Helvetica" w:hAnsi="Helvetica"/>
                 <w:sz w:val="24"/>
                 <w:szCs w:val="24"/>
               </w:rPr>
@@ -2280,8 +2070,20 @@
         </w:tc>
       </w:tr>
     </w:tbl>
-    <w:p/>
-    <w:p/>
+    <w:p>
+      <w:pPr>
+        <w:rPr>
+          <w:rFonts w:ascii="Helvetica" w:hAnsi="Helvetica"/>
+        </w:rPr>
+      </w:pPr>
+    </w:p>
+    <w:p>
+      <w:pPr>
+        <w:rPr>
+          <w:rFonts w:ascii="Helvetica" w:hAnsi="Helvetica"/>
+        </w:rPr>
+      </w:pPr>
+    </w:p>
     <w:tbl>
       <w:tblPr>
         <w:tblpPr w:leftFromText="141" w:rightFromText="141" w:vertAnchor="page" w:horzAnchor="margin" w:tblpXSpec="center" w:tblpY="9747"/>
@@ -2328,12 +2130,14 @@
             <w:pPr>
               <w:pStyle w:val="Corpo"/>
               <w:rPr>
+                <w:rFonts w:ascii="Helvetica" w:hAnsi="Helvetica"/>
                 <w:b/>
                 <w:bCs/>
               </w:rPr>
             </w:pPr>
             <w:r>
               <w:rPr>
+                <w:rFonts w:ascii="Helvetica" w:hAnsi="Helvetica"/>
                 <w:b/>
                 <w:bCs/>
               </w:rPr>
@@ -2362,12 +2166,14 @@
             <w:pPr>
               <w:pStyle w:val="Corpo"/>
               <w:rPr>
+                <w:rFonts w:ascii="Helvetica" w:hAnsi="Helvetica"/>
                 <w:b/>
                 <w:bCs/>
               </w:rPr>
             </w:pPr>
             <w:r>
               <w:rPr>
+                <w:rFonts w:ascii="Helvetica" w:hAnsi="Helvetica"/>
                 <w:b/>
                 <w:bCs/>
               </w:rPr>
@@ -2396,12 +2202,14 @@
             <w:pPr>
               <w:pStyle w:val="Corpo"/>
               <w:rPr>
+                <w:rFonts w:ascii="Helvetica" w:hAnsi="Helvetica"/>
                 <w:b/>
                 <w:bCs/>
               </w:rPr>
             </w:pPr>
             <w:r>
               <w:rPr>
+                <w:rFonts w:ascii="Helvetica" w:hAnsi="Helvetica"/>
                 <w:b/>
                 <w:bCs/>
               </w:rPr>
@@ -2434,23 +2242,18 @@
             <w:pPr>
               <w:pStyle w:val="Corpo"/>
               <w:rPr>
+                <w:rFonts w:ascii="Helvetica" w:hAnsi="Helvetica"/>
                 <w:b/>
                 <w:bCs/>
               </w:rPr>
             </w:pPr>
             <w:r>
               <w:rPr>
+                <w:rFonts w:ascii="Helvetica" w:hAnsi="Helvetica"/>
                 <w:b/>
                 <w:bCs/>
               </w:rPr>
-              <w:t>1b</w:t>
-            </w:r>
-            <w:r>
-              <w:rPr>
-                <w:b/>
-                <w:bCs/>
-              </w:rPr>
-              <w:t>.1</w:t>
+              <w:t>1b.1</w:t>
             </w:r>
           </w:p>
         </w:tc>
@@ -2473,9 +2276,21 @@
           <w:p>
             <w:pPr>
               <w:pStyle w:val="Corpo"/>
-            </w:pPr>
-            <w:r>
-              <w:t xml:space="preserve">Seleziona l’opzione per eliminare l’evento o una singola istanza </w:t>
+              <w:rPr>
+                <w:rFonts w:ascii="Helvetica" w:hAnsi="Helvetica"/>
+              </w:rPr>
+            </w:pPr>
+            <w:r>
+              <w:rPr>
+                <w:rFonts w:ascii="Helvetica" w:hAnsi="Helvetica"/>
+              </w:rPr>
+              <w:t xml:space="preserve">Elimina </w:t>
+            </w:r>
+            <w:r>
+              <w:rPr>
+                <w:rFonts w:ascii="Helvetica" w:hAnsi="Helvetica"/>
+              </w:rPr>
+              <w:t xml:space="preserve">l’evento o una singola istanza </w:t>
             </w:r>
           </w:p>
         </w:tc>
@@ -2498,8 +2313,14 @@
           <w:p>
             <w:pPr>
               <w:pStyle w:val="Corpo"/>
-            </w:pPr>
-            <w:r>
+              <w:rPr>
+                <w:rFonts w:ascii="Helvetica" w:hAnsi="Helvetica"/>
+              </w:rPr>
+            </w:pPr>
+            <w:r>
+              <w:rPr>
+                <w:rFonts w:ascii="Helvetica" w:hAnsi="Helvetica"/>
+              </w:rPr>
               <w:t>Se l’evento è parte di una ricorrenza, chiede se eliminare solo l’istanza o tutte le future</w:t>
             </w:r>
           </w:p>
@@ -2529,12 +2350,14 @@
             <w:pPr>
               <w:pStyle w:val="Corpo"/>
               <w:rPr>
+                <w:rFonts w:ascii="Helvetica" w:hAnsi="Helvetica"/>
                 <w:b/>
                 <w:bCs/>
               </w:rPr>
             </w:pPr>
             <w:r>
               <w:rPr>
+                <w:rFonts w:ascii="Helvetica" w:hAnsi="Helvetica"/>
                 <w:b/>
                 <w:bCs/>
               </w:rPr>
@@ -2561,8 +2384,14 @@
           <w:p>
             <w:pPr>
               <w:pStyle w:val="Corpo"/>
-            </w:pPr>
-            <w:r>
+              <w:rPr>
+                <w:rFonts w:ascii="Helvetica" w:hAnsi="Helvetica"/>
+              </w:rPr>
+            </w:pPr>
+            <w:r>
+              <w:rPr>
+                <w:rFonts w:ascii="Helvetica" w:hAnsi="Helvetica"/>
+              </w:rPr>
               <w:t>Conferma l’operazione</w:t>
             </w:r>
           </w:p>
@@ -2586,8 +2415,14 @@
           <w:p>
             <w:pPr>
               <w:pStyle w:val="Corpo"/>
-            </w:pPr>
-            <w:r>
+              <w:rPr>
+                <w:rFonts w:ascii="Helvetica" w:hAnsi="Helvetica"/>
+              </w:rPr>
+            </w:pPr>
+            <w:r>
+              <w:rPr>
+                <w:rFonts w:ascii="Helvetica" w:hAnsi="Helvetica"/>
+              </w:rPr>
               <w:t>Verifica che l'evento non sia "In corso". Rimuove i dati dal sistema</w:t>
             </w:r>
           </w:p>
@@ -2617,6 +2452,7 @@
             <w:pPr>
               <w:pStyle w:val="Corpo"/>
               <w:rPr>
+                <w:rFonts w:ascii="Helvetica" w:hAnsi="Helvetica"/>
                 <w:b/>
                 <w:bCs/>
               </w:rPr>
@@ -2643,12 +2479,14 @@
             <w:pPr>
               <w:pStyle w:val="Corpo"/>
               <w:rPr>
+                <w:rFonts w:ascii="Helvetica" w:hAnsi="Helvetica"/>
                 <w:i/>
                 <w:iCs/>
               </w:rPr>
             </w:pPr>
             <w:r>
               <w:rPr>
+                <w:rFonts w:ascii="Helvetica" w:hAnsi="Helvetica"/>
                 <w:i/>
                 <w:iCs/>
               </w:rPr>
@@ -2675,6 +2513,9 @@
           <w:p>
             <w:pPr>
               <w:pStyle w:val="Corpo"/>
+              <w:rPr>
+                <w:rFonts w:ascii="Helvetica" w:hAnsi="Helvetica"/>
+              </w:rPr>
             </w:pPr>
           </w:p>
         </w:tc>
@@ -2685,20 +2526,14 @@
         <w:pStyle w:val="Intestazione"/>
         <w:spacing w:after="0"/>
         <w:rPr>
-          <w:rFonts w:ascii="Helvetica Neue" w:hAnsi="Helvetica Neue"/>
+          <w:rFonts w:ascii="Helvetica" w:hAnsi="Helvetica"/>
         </w:rPr>
       </w:pPr>
       <w:r>
         <w:rPr>
-          <w:rFonts w:ascii="Helvetica Neue" w:hAnsi="Helvetica Neue"/>
+          <w:rFonts w:ascii="Helvetica" w:hAnsi="Helvetica"/>
         </w:rPr>
-        <w:t xml:space="preserve">Estensione </w:t>
-      </w:r>
-      <w:r>
-        <w:rPr>
-          <w:rFonts w:ascii="Helvetica Neue" w:hAnsi="Helvetica Neue"/>
-        </w:rPr>
-        <w:t>1b</w:t>
+        <w:t>Estensione 1b</w:t>
       </w:r>
     </w:p>
     <w:p>
@@ -2706,20 +2541,14 @@
         <w:pStyle w:val="Intestazione"/>
         <w:spacing w:after="0"/>
         <w:rPr>
-          <w:rFonts w:ascii="Helvetica Neue" w:hAnsi="Helvetica Neue"/>
+          <w:rFonts w:ascii="Helvetica" w:hAnsi="Helvetica"/>
         </w:rPr>
       </w:pPr>
       <w:r>
         <w:rPr>
-          <w:rFonts w:ascii="Helvetica Neue" w:hAnsi="Helvetica Neue"/>
+          <w:rFonts w:ascii="Helvetica" w:hAnsi="Helvetica"/>
         </w:rPr>
-        <w:t xml:space="preserve">Estensione </w:t>
-      </w:r>
-      <w:r>
-        <w:rPr>
-          <w:rFonts w:ascii="Helvetica Neue" w:hAnsi="Helvetica Neue"/>
-        </w:rPr>
-        <w:t>1c</w:t>
+        <w:t>Estensione 1c</w:t>
       </w:r>
     </w:p>
     <w:tbl>
@@ -2768,12 +2597,14 @@
             <w:pPr>
               <w:pStyle w:val="Corpo"/>
               <w:rPr>
+                <w:rFonts w:ascii="Helvetica" w:hAnsi="Helvetica"/>
                 <w:b/>
                 <w:bCs/>
               </w:rPr>
             </w:pPr>
             <w:r>
               <w:rPr>
+                <w:rFonts w:ascii="Helvetica" w:hAnsi="Helvetica"/>
                 <w:b/>
                 <w:bCs/>
               </w:rPr>
@@ -2802,12 +2633,14 @@
             <w:pPr>
               <w:pStyle w:val="Corpo"/>
               <w:rPr>
+                <w:rFonts w:ascii="Helvetica" w:hAnsi="Helvetica"/>
                 <w:b/>
                 <w:bCs/>
               </w:rPr>
             </w:pPr>
             <w:r>
               <w:rPr>
+                <w:rFonts w:ascii="Helvetica" w:hAnsi="Helvetica"/>
                 <w:b/>
                 <w:bCs/>
               </w:rPr>
@@ -2836,12 +2669,14 @@
             <w:pPr>
               <w:pStyle w:val="Corpo"/>
               <w:rPr>
+                <w:rFonts w:ascii="Helvetica" w:hAnsi="Helvetica"/>
                 <w:b/>
                 <w:bCs/>
               </w:rPr>
             </w:pPr>
             <w:r>
               <w:rPr>
+                <w:rFonts w:ascii="Helvetica" w:hAnsi="Helvetica"/>
                 <w:b/>
                 <w:bCs/>
               </w:rPr>
@@ -2874,23 +2709,18 @@
             <w:pPr>
               <w:pStyle w:val="Corpo"/>
               <w:rPr>
+                <w:rFonts w:ascii="Helvetica" w:hAnsi="Helvetica"/>
                 <w:b/>
                 <w:bCs/>
               </w:rPr>
             </w:pPr>
             <w:r>
               <w:rPr>
+                <w:rFonts w:ascii="Helvetica" w:hAnsi="Helvetica"/>
                 <w:b/>
                 <w:bCs/>
               </w:rPr>
-              <w:t>1c</w:t>
-            </w:r>
-            <w:r>
-              <w:rPr>
-                <w:b/>
-                <w:bCs/>
-              </w:rPr>
-              <w:t>.1</w:t>
+              <w:t>1c.1</w:t>
             </w:r>
           </w:p>
         </w:tc>
@@ -2913,12 +2743,15 @@
           <w:p>
             <w:pPr>
               <w:pStyle w:val="Corpo"/>
-            </w:pPr>
-            <w:r>
-              <w:t>Modifica</w:t>
-            </w:r>
-            <w:r>
-              <w:t xml:space="preserve"> i dati della scheda (luogo, date e partecipanti)</w:t>
+              <w:rPr>
+                <w:rFonts w:ascii="Helvetica" w:hAnsi="Helvetica"/>
+              </w:rPr>
+            </w:pPr>
+            <w:r>
+              <w:rPr>
+                <w:rFonts w:ascii="Helvetica" w:hAnsi="Helvetica"/>
+              </w:rPr>
+              <w:t>Modifica i dati della scheda (luogo, date e partecipanti)</w:t>
             </w:r>
           </w:p>
         </w:tc>
@@ -2941,8 +2774,14 @@
           <w:p>
             <w:pPr>
               <w:pStyle w:val="Corpo"/>
-            </w:pPr>
-            <w:r>
+              <w:rPr>
+                <w:rFonts w:ascii="Helvetica" w:hAnsi="Helvetica"/>
+              </w:rPr>
+            </w:pPr>
+            <w:r>
+              <w:rPr>
+                <w:rFonts w:ascii="Helvetica" w:hAnsi="Helvetica"/>
+              </w:rPr>
               <w:t>Verifica che la nuova data rispetti il preavviso</w:t>
             </w:r>
           </w:p>
@@ -2972,12 +2811,14 @@
             <w:pPr>
               <w:pStyle w:val="Corpo"/>
               <w:rPr>
+                <w:rFonts w:ascii="Helvetica" w:hAnsi="Helvetica"/>
                 <w:b/>
                 <w:bCs/>
               </w:rPr>
             </w:pPr>
             <w:r>
               <w:rPr>
+                <w:rFonts w:ascii="Helvetica" w:hAnsi="Helvetica"/>
                 <w:b/>
                 <w:bCs/>
               </w:rPr>
@@ -3005,8 +2846,14 @@
           <w:p>
             <w:pPr>
               <w:pStyle w:val="Corpo"/>
-            </w:pPr>
-            <w:r>
+              <w:rPr>
+                <w:rFonts w:ascii="Helvetica" w:hAnsi="Helvetica"/>
+              </w:rPr>
+            </w:pPr>
+            <w:r>
+              <w:rPr>
+                <w:rFonts w:ascii="Helvetica" w:hAnsi="Helvetica"/>
+              </w:rPr>
               <w:t>Conferma le modifiche</w:t>
             </w:r>
           </w:p>
@@ -3030,8 +2877,14 @@
           <w:p>
             <w:pPr>
               <w:pStyle w:val="Corpo"/>
-            </w:pPr>
-            <w:r>
+              <w:rPr>
+                <w:rFonts w:ascii="Helvetica" w:hAnsi="Helvetica"/>
+              </w:rPr>
+            </w:pPr>
+            <w:r>
+              <w:rPr>
+                <w:rFonts w:ascii="Helvetica" w:hAnsi="Helvetica"/>
+              </w:rPr>
               <w:t>Aggiorna la scheda evento. Se l'evento è ricorrente, chiede se propagare la modifica</w:t>
             </w:r>
           </w:p>
@@ -3061,6 +2914,7 @@
             <w:pPr>
               <w:pStyle w:val="Corpo"/>
               <w:rPr>
+                <w:rFonts w:ascii="Helvetica" w:hAnsi="Helvetica"/>
                 <w:b/>
                 <w:bCs/>
               </w:rPr>
@@ -3087,12 +2941,14 @@
             <w:pPr>
               <w:pStyle w:val="Corpo"/>
               <w:rPr>
+                <w:rFonts w:ascii="Helvetica" w:hAnsi="Helvetica"/>
                 <w:i/>
                 <w:iCs/>
               </w:rPr>
             </w:pPr>
             <w:r>
               <w:rPr>
+                <w:rFonts w:ascii="Helvetica" w:hAnsi="Helvetica"/>
                 <w:i/>
                 <w:iCs/>
               </w:rPr>
@@ -3119,31 +2975,34 @@
           <w:p>
             <w:pPr>
               <w:pStyle w:val="Corpo"/>
+              <w:rPr>
+                <w:rFonts w:ascii="Helvetica" w:hAnsi="Helvetica"/>
+              </w:rPr>
             </w:pPr>
           </w:p>
         </w:tc>
       </w:tr>
     </w:tbl>
-    <w:p/>
+    <w:p>
+      <w:pPr>
+        <w:rPr>
+          <w:rFonts w:ascii="Helvetica" w:hAnsi="Helvetica"/>
+        </w:rPr>
+      </w:pPr>
+    </w:p>
     <w:p>
       <w:pPr>
         <w:pStyle w:val="Intestazione"/>
         <w:spacing w:after="0"/>
         <w:rPr>
-          <w:rFonts w:ascii="Helvetica Neue" w:hAnsi="Helvetica Neue"/>
+          <w:rFonts w:ascii="Helvetica" w:hAnsi="Helvetica"/>
         </w:rPr>
       </w:pPr>
       <w:r>
         <w:rPr>
-          <w:rFonts w:ascii="Helvetica Neue" w:hAnsi="Helvetica Neue"/>
+          <w:rFonts w:ascii="Helvetica" w:hAnsi="Helvetica"/>
         </w:rPr>
-        <w:t xml:space="preserve">Estensione </w:t>
-      </w:r>
-      <w:r>
-        <w:rPr>
-          <w:rFonts w:ascii="Helvetica Neue" w:hAnsi="Helvetica Neue"/>
-        </w:rPr>
-        <w:t>1d</w:t>
+        <w:t>Estensione 1d</w:t>
       </w:r>
     </w:p>
     <w:tbl>
@@ -3194,14 +3053,14 @@
               <w:pStyle w:val="Intestazione2"/>
               <w:spacing w:before="0" w:after="0"/>
               <w:rPr>
-                <w:rFonts w:ascii="Helvetica Neue" w:hAnsi="Helvetica Neue"/>
-                <w:sz w:val="24"/>
-                <w:szCs w:val="24"/>
-              </w:rPr>
-            </w:pPr>
-            <w:r>
-              <w:rPr>
-                <w:rFonts w:ascii="Helvetica Neue" w:hAnsi="Helvetica Neue"/>
+                <w:rFonts w:ascii="Helvetica" w:hAnsi="Helvetica"/>
+                <w:sz w:val="24"/>
+                <w:szCs w:val="24"/>
+              </w:rPr>
+            </w:pPr>
+            <w:r>
+              <w:rPr>
+                <w:rFonts w:ascii="Helvetica" w:hAnsi="Helvetica"/>
                 <w:sz w:val="24"/>
                 <w:szCs w:val="24"/>
               </w:rPr>
@@ -3233,14 +3092,14 @@
               <w:ind w:left="100"/>
               <w:jc w:val="center"/>
               <w:rPr>
-                <w:rFonts w:ascii="Helvetica Neue" w:hAnsi="Helvetica Neue"/>
-                <w:sz w:val="24"/>
-                <w:szCs w:val="24"/>
-              </w:rPr>
-            </w:pPr>
-            <w:r>
-              <w:rPr>
-                <w:rFonts w:ascii="Helvetica Neue" w:hAnsi="Helvetica Neue"/>
+                <w:rFonts w:ascii="Helvetica" w:hAnsi="Helvetica"/>
+                <w:sz w:val="24"/>
+                <w:szCs w:val="24"/>
+              </w:rPr>
+            </w:pPr>
+            <w:r>
+              <w:rPr>
+                <w:rFonts w:ascii="Helvetica" w:hAnsi="Helvetica"/>
                 <w:sz w:val="24"/>
                 <w:szCs w:val="24"/>
               </w:rPr>
@@ -3272,14 +3131,14 @@
               <w:ind w:left="100"/>
               <w:jc w:val="center"/>
               <w:rPr>
-                <w:rFonts w:ascii="Helvetica Neue" w:hAnsi="Helvetica Neue"/>
-                <w:sz w:val="24"/>
-                <w:szCs w:val="24"/>
-              </w:rPr>
-            </w:pPr>
-            <w:r>
-              <w:rPr>
-                <w:rFonts w:ascii="Helvetica Neue" w:hAnsi="Helvetica Neue"/>
+                <w:rFonts w:ascii="Helvetica" w:hAnsi="Helvetica"/>
+                <w:sz w:val="24"/>
+                <w:szCs w:val="24"/>
+              </w:rPr>
+            </w:pPr>
+            <w:r>
+              <w:rPr>
+                <w:rFonts w:ascii="Helvetica" w:hAnsi="Helvetica"/>
                 <w:sz w:val="24"/>
                 <w:szCs w:val="24"/>
               </w:rPr>
@@ -3314,28 +3173,19 @@
               <w:spacing w:before="0"/>
               <w:jc w:val="left"/>
               <w:rPr>
-                <w:rFonts w:ascii="Helvetica Neue" w:hAnsi="Helvetica Neue"/>
-                <w:sz w:val="24"/>
-                <w:szCs w:val="24"/>
-              </w:rPr>
-            </w:pPr>
-            <w:r>
-              <w:rPr>
-                <w:rFonts w:ascii="Helvetica Neue" w:hAnsi="Helvetica Neue"/>
-                <w:color w:val="000000" w:themeColor="text1"/>
-                <w:sz w:val="24"/>
-                <w:szCs w:val="24"/>
-              </w:rPr>
-              <w:t>1d</w:t>
-            </w:r>
-            <w:r>
-              <w:rPr>
-                <w:rFonts w:ascii="Helvetica Neue" w:hAnsi="Helvetica Neue"/>
-                <w:color w:val="000000" w:themeColor="text1"/>
-                <w:sz w:val="24"/>
-                <w:szCs w:val="24"/>
-              </w:rPr>
-              <w:t>.1</w:t>
+                <w:rFonts w:ascii="Helvetica" w:hAnsi="Helvetica"/>
+                <w:sz w:val="24"/>
+                <w:szCs w:val="24"/>
+              </w:rPr>
+            </w:pPr>
+            <w:r>
+              <w:rPr>
+                <w:rFonts w:ascii="Helvetica" w:hAnsi="Helvetica"/>
+                <w:color w:val="000000" w:themeColor="text1"/>
+                <w:sz w:val="24"/>
+                <w:szCs w:val="24"/>
+              </w:rPr>
+              <w:t>1d.1</w:t>
             </w:r>
           </w:p>
         </w:tc>
@@ -3360,14 +3210,14 @@
               <w:pStyle w:val="Corpo"/>
               <w:spacing w:line="240" w:lineRule="auto"/>
               <w:rPr>
-                <w:rFonts w:ascii="Helvetica Neue" w:hAnsi="Helvetica Neue"/>
-                <w:sz w:val="24"/>
-                <w:szCs w:val="24"/>
-              </w:rPr>
-            </w:pPr>
-            <w:r>
-              <w:rPr>
-                <w:rFonts w:ascii="Helvetica Neue" w:hAnsi="Helvetica Neue"/>
+                <w:rFonts w:ascii="Helvetica" w:hAnsi="Helvetica"/>
+                <w:sz w:val="24"/>
+                <w:szCs w:val="24"/>
+              </w:rPr>
+            </w:pPr>
+            <w:r>
+              <w:rPr>
+                <w:rFonts w:ascii="Helvetica" w:hAnsi="Helvetica"/>
                 <w:sz w:val="24"/>
                 <w:szCs w:val="24"/>
               </w:rPr>
@@ -3396,14 +3246,14 @@
               <w:pStyle w:val="Corpo"/>
               <w:jc w:val="left"/>
               <w:rPr>
-                <w:rFonts w:ascii="Helvetica Neue" w:hAnsi="Helvetica Neue"/>
-                <w:sz w:val="24"/>
-                <w:szCs w:val="24"/>
-              </w:rPr>
-            </w:pPr>
-            <w:r>
-              <w:rPr>
-                <w:rFonts w:ascii="Helvetica Neue" w:hAnsi="Helvetica Neue"/>
+                <w:rFonts w:ascii="Helvetica" w:hAnsi="Helvetica"/>
+                <w:sz w:val="24"/>
+                <w:szCs w:val="24"/>
+              </w:rPr>
+            </w:pPr>
+            <w:r>
+              <w:rPr>
+                <w:rFonts w:ascii="Helvetica" w:hAnsi="Helvetica"/>
                 <w:sz w:val="24"/>
                 <w:szCs w:val="24"/>
               </w:rPr>
@@ -3435,7 +3285,7 @@
           <w:p>
             <w:pPr>
               <w:rPr>
-                <w:rFonts w:ascii="Helvetica Neue" w:hAnsi="Helvetica Neue"/>
+                <w:rFonts w:ascii="Helvetica" w:hAnsi="Helvetica"/>
                 <w:b/>
                 <w:bCs/>
                 <w:sz w:val="24"/>
@@ -3444,33 +3294,13 @@
             </w:pPr>
             <w:r>
               <w:rPr>
-                <w:rFonts w:ascii="Helvetica Neue" w:hAnsi="Helvetica Neue"/>
+                <w:rFonts w:ascii="Helvetica" w:hAnsi="Helvetica"/>
                 <w:b/>
                 <w:bCs/>
                 <w:sz w:val="24"/>
                 <w:szCs w:val="24"/>
               </w:rPr>
-              <w:t>1d</w:t>
-            </w:r>
-            <w:r>
-              <w:rPr>
-                <w:rFonts w:ascii="Helvetica Neue" w:hAnsi="Helvetica Neue"/>
-                <w:b/>
-                <w:bCs/>
-                <w:sz w:val="24"/>
-                <w:szCs w:val="24"/>
-              </w:rPr>
-              <w:t>.</w:t>
-            </w:r>
-            <w:r>
-              <w:rPr>
-                <w:rFonts w:ascii="Helvetica Neue" w:hAnsi="Helvetica Neue"/>
-                <w:b/>
-                <w:bCs/>
-                <w:sz w:val="24"/>
-                <w:szCs w:val="24"/>
-              </w:rPr>
-              <w:t>2</w:t>
+              <w:t>1d.2</w:t>
             </w:r>
           </w:p>
         </w:tc>
@@ -3493,14 +3323,14 @@
           <w:p>
             <w:pPr>
               <w:rPr>
-                <w:rFonts w:ascii="Helvetica Neue" w:hAnsi="Helvetica Neue"/>
-                <w:sz w:val="24"/>
-                <w:szCs w:val="24"/>
-              </w:rPr>
-            </w:pPr>
-            <w:r>
-              <w:rPr>
-                <w:rFonts w:ascii="Helvetica Neue" w:hAnsi="Helvetica Neue"/>
+                <w:rFonts w:ascii="Helvetica" w:hAnsi="Helvetica"/>
+                <w:sz w:val="24"/>
+                <w:szCs w:val="24"/>
+              </w:rPr>
+            </w:pPr>
+            <w:r>
+              <w:rPr>
+                <w:rFonts w:ascii="Helvetica" w:hAnsi="Helvetica"/>
                 <w:sz w:val="24"/>
                 <w:szCs w:val="24"/>
               </w:rPr>
@@ -3527,14 +3357,14 @@
           <w:p>
             <w:pPr>
               <w:rPr>
-                <w:rFonts w:ascii="Helvetica Neue" w:hAnsi="Helvetica Neue"/>
-                <w:sz w:val="24"/>
-                <w:szCs w:val="24"/>
-              </w:rPr>
-            </w:pPr>
-            <w:r>
-              <w:rPr>
-                <w:rFonts w:ascii="Helvetica Neue" w:hAnsi="Helvetica Neue"/>
+                <w:rFonts w:ascii="Helvetica" w:hAnsi="Helvetica"/>
+                <w:sz w:val="24"/>
+                <w:szCs w:val="24"/>
+              </w:rPr>
+            </w:pPr>
+            <w:r>
+              <w:rPr>
+                <w:rFonts w:ascii="Helvetica" w:hAnsi="Helvetica"/>
                 <w:sz w:val="24"/>
                 <w:szCs w:val="24"/>
               </w:rPr>
@@ -3542,7 +3372,7 @@
             </w:r>
             <w:r>
               <w:rPr>
-                <w:rFonts w:ascii="Helvetica Neue" w:hAnsi="Helvetica Neue"/>
+                <w:rFonts w:ascii="Helvetica" w:hAnsi="Helvetica"/>
                 <w:sz w:val="24"/>
                 <w:szCs w:val="24"/>
               </w:rPr>
@@ -3574,7 +3404,7 @@
           <w:p>
             <w:pPr>
               <w:rPr>
-                <w:rFonts w:ascii="Helvetica Neue" w:hAnsi="Helvetica Neue"/>
+                <w:rFonts w:ascii="Helvetica" w:hAnsi="Helvetica"/>
                 <w:b/>
                 <w:bCs/>
                 <w:sz w:val="24"/>
@@ -3602,7 +3432,7 @@
           <w:p>
             <w:pPr>
               <w:rPr>
-                <w:rFonts w:ascii="Helvetica Neue" w:hAnsi="Helvetica Neue"/>
+                <w:rFonts w:ascii="Helvetica" w:hAnsi="Helvetica"/>
                 <w:i/>
                 <w:iCs/>
                 <w:sz w:val="24"/>
@@ -3611,7 +3441,7 @@
             </w:pPr>
             <w:r>
               <w:rPr>
-                <w:rFonts w:ascii="Helvetica Neue" w:hAnsi="Helvetica Neue"/>
+                <w:rFonts w:ascii="Helvetica" w:hAnsi="Helvetica"/>
                 <w:i/>
                 <w:iCs/>
                 <w:sz w:val="24"/>
@@ -3640,7 +3470,7 @@
           <w:p>
             <w:pPr>
               <w:rPr>
-                <w:rFonts w:ascii="Helvetica Neue" w:hAnsi="Helvetica Neue"/>
+                <w:rFonts w:ascii="Helvetica" w:hAnsi="Helvetica"/>
                 <w:sz w:val="24"/>
                 <w:szCs w:val="24"/>
               </w:rPr>
@@ -3649,7 +3479,13 @@
         </w:tc>
       </w:tr>
     </w:tbl>
-    <w:p/>
+    <w:p>
+      <w:pPr>
+        <w:rPr>
+          <w:rFonts w:ascii="Helvetica" w:hAnsi="Helvetica"/>
+        </w:rPr>
+      </w:pPr>
+    </w:p>
     <w:tbl>
       <w:tblPr>
         <w:tblpPr w:leftFromText="141" w:rightFromText="141" w:vertAnchor="page" w:horzAnchor="margin" w:tblpXSpec="center" w:tblpY="8387"/>
@@ -3696,12 +3532,14 @@
             <w:pPr>
               <w:pStyle w:val="Corpo"/>
               <w:rPr>
+                <w:rFonts w:ascii="Helvetica" w:hAnsi="Helvetica"/>
                 <w:b/>
                 <w:bCs/>
               </w:rPr>
             </w:pPr>
             <w:r>
               <w:rPr>
+                <w:rFonts w:ascii="Helvetica" w:hAnsi="Helvetica"/>
                 <w:b/>
                 <w:bCs/>
               </w:rPr>
@@ -3730,12 +3568,14 @@
             <w:pPr>
               <w:pStyle w:val="Corpo"/>
               <w:rPr>
+                <w:rFonts w:ascii="Helvetica" w:hAnsi="Helvetica"/>
                 <w:b/>
                 <w:bCs/>
               </w:rPr>
             </w:pPr>
             <w:r>
               <w:rPr>
+                <w:rFonts w:ascii="Helvetica" w:hAnsi="Helvetica"/>
                 <w:b/>
                 <w:bCs/>
               </w:rPr>
@@ -3764,12 +3604,14 @@
             <w:pPr>
               <w:pStyle w:val="Corpo"/>
               <w:rPr>
+                <w:rFonts w:ascii="Helvetica" w:hAnsi="Helvetica"/>
                 <w:b/>
                 <w:bCs/>
               </w:rPr>
             </w:pPr>
             <w:r>
               <w:rPr>
+                <w:rFonts w:ascii="Helvetica" w:hAnsi="Helvetica"/>
                 <w:b/>
                 <w:bCs/>
               </w:rPr>
@@ -3802,23 +3644,18 @@
             <w:pPr>
               <w:pStyle w:val="Corpo"/>
               <w:rPr>
+                <w:rFonts w:ascii="Helvetica" w:hAnsi="Helvetica"/>
                 <w:b/>
                 <w:bCs/>
               </w:rPr>
             </w:pPr>
             <w:r>
               <w:rPr>
+                <w:rFonts w:ascii="Helvetica" w:hAnsi="Helvetica"/>
                 <w:b/>
                 <w:bCs/>
               </w:rPr>
-              <w:t>1e</w:t>
-            </w:r>
-            <w:r>
-              <w:rPr>
-                <w:b/>
-                <w:bCs/>
-              </w:rPr>
-              <w:t>.1</w:t>
+              <w:t>1e.1</w:t>
             </w:r>
           </w:p>
         </w:tc>
@@ -3841,9 +3678,15 @@
           <w:p>
             <w:pPr>
               <w:pStyle w:val="Corpo"/>
-            </w:pPr>
-            <w:r>
-              <w:t>Modifica il numero dei partecipanti quando l’evento è già “In corso”</w:t>
+              <w:rPr>
+                <w:rFonts w:ascii="Helvetica" w:hAnsi="Helvetica"/>
+              </w:rPr>
+            </w:pPr>
+            <w:r>
+              <w:rPr>
+                <w:rFonts w:ascii="Helvetica" w:hAnsi="Helvetica"/>
+              </w:rPr>
+              <w:t>Inserisce la data di un evento</w:t>
             </w:r>
           </w:p>
         </w:tc>
@@ -3866,9 +3709,15 @@
           <w:p>
             <w:pPr>
               <w:pStyle w:val="Corpo"/>
-            </w:pPr>
-            <w:r>
-              <w:t>Verifica se la variazione eccede il ±30% rispetto al valore iniziale</w:t>
+              <w:rPr>
+                <w:rFonts w:ascii="Helvetica" w:hAnsi="Helvetica"/>
+              </w:rPr>
+            </w:pPr>
+            <w:r>
+              <w:rPr>
+                <w:rFonts w:ascii="Helvetica" w:hAnsi="Helvetica"/>
+              </w:rPr>
+              <w:t>Il Sistema rileva che la data inserita non rispetta i 14 giorni di preavviso richiesti. Segnala l'errore e richiede all'Organizzatore di modificare la data o forzare l'inserimento motivando l'emergenza.</w:t>
             </w:r>
           </w:p>
         </w:tc>
@@ -3897,12 +3746,14 @@
             <w:pPr>
               <w:pStyle w:val="Corpo"/>
               <w:rPr>
+                <w:rFonts w:ascii="Helvetica" w:hAnsi="Helvetica"/>
                 <w:b/>
                 <w:bCs/>
               </w:rPr>
             </w:pPr>
             <w:r>
               <w:rPr>
+                <w:rFonts w:ascii="Helvetica" w:hAnsi="Helvetica"/>
                 <w:b/>
                 <w:bCs/>
               </w:rPr>
@@ -3929,9 +3780,15 @@
           <w:p>
             <w:pPr>
               <w:pStyle w:val="Corpo"/>
-            </w:pPr>
-            <w:r>
-              <w:t>Conferma la modifica</w:t>
+              <w:rPr>
+                <w:rFonts w:ascii="Helvetica" w:hAnsi="Helvetica"/>
+              </w:rPr>
+            </w:pPr>
+            <w:r>
+              <w:rPr>
+                <w:rFonts w:ascii="Helvetica" w:hAnsi="Helvetica"/>
+              </w:rPr>
+              <w:t>L'organizzatore modifica la data o forza l’inserimento</w:t>
             </w:r>
           </w:p>
         </w:tc>
@@ -3954,9 +3811,15 @@
           <w:p>
             <w:pPr>
               <w:pStyle w:val="Corpo"/>
-            </w:pPr>
-            <w:r>
-              <w:t>Se la variazione è eccessiva, segnala l'addebito della penale (salvo inserimento deroga)</w:t>
+              <w:rPr>
+                <w:rFonts w:ascii="Helvetica" w:hAnsi="Helvetica"/>
+              </w:rPr>
+            </w:pPr>
+            <w:r>
+              <w:rPr>
+                <w:rFonts w:ascii="Helvetica" w:hAnsi="Helvetica"/>
+              </w:rPr>
+              <w:t>Verifica la scelta: se la data è corretta riprende il controllo</w:t>
             </w:r>
           </w:p>
         </w:tc>
@@ -3985,6 +3848,7 @@
             <w:pPr>
               <w:pStyle w:val="Corpo"/>
               <w:rPr>
+                <w:rFonts w:ascii="Helvetica" w:hAnsi="Helvetica"/>
                 <w:b/>
                 <w:bCs/>
               </w:rPr>
@@ -4011,16 +3875,26 @@
             <w:pPr>
               <w:pStyle w:val="Corpo"/>
               <w:rPr>
+                <w:rFonts w:ascii="Helvetica" w:hAnsi="Helvetica"/>
                 <w:i/>
                 <w:iCs/>
               </w:rPr>
             </w:pPr>
             <w:r>
               <w:rPr>
+                <w:rFonts w:ascii="Helvetica" w:hAnsi="Helvetica"/>
                 <w:i/>
                 <w:iCs/>
               </w:rPr>
-              <w:t>Il flusso riprende dal passo in cui si trovava</w:t>
+              <w:t xml:space="preserve">Il flusso riprende dal passo </w:t>
+            </w:r>
+            <w:r>
+              <w:rPr>
+                <w:rFonts w:ascii="Helvetica" w:hAnsi="Helvetica"/>
+                <w:i/>
+                <w:iCs/>
+              </w:rPr>
+              <w:t>2</w:t>
             </w:r>
           </w:p>
         </w:tc>
@@ -4043,6 +3917,9 @@
           <w:p>
             <w:pPr>
               <w:pStyle w:val="Corpo"/>
+              <w:rPr>
+                <w:rFonts w:ascii="Helvetica" w:hAnsi="Helvetica"/>
+              </w:rPr>
             </w:pPr>
           </w:p>
         </w:tc>
@@ -4053,25 +3930,22 @@
         <w:pStyle w:val="Intestazione"/>
         <w:spacing w:after="0"/>
         <w:rPr>
-          <w:rFonts w:ascii="Helvetica Neue" w:hAnsi="Helvetica Neue"/>
+          <w:rFonts w:ascii="Helvetica" w:hAnsi="Helvetica"/>
         </w:rPr>
       </w:pPr>
       <w:r>
         <w:rPr>
-          <w:rFonts w:ascii="Helvetica Neue" w:hAnsi="Helvetica Neue"/>
+          <w:rFonts w:ascii="Helvetica" w:hAnsi="Helvetica"/>
         </w:rPr>
-        <w:t xml:space="preserve">Estensione </w:t>
-      </w:r>
-      <w:r>
-        <w:rPr>
-          <w:rFonts w:ascii="Helvetica Neue" w:hAnsi="Helvetica Neue"/>
-        </w:rPr>
-        <w:t>1e</w:t>
+        <w:t>Estensione 1e</w:t>
       </w:r>
     </w:p>
     <w:p>
       <w:pPr>
         <w:pStyle w:val="Corpo"/>
+        <w:rPr>
+          <w:rFonts w:ascii="Helvetica" w:hAnsi="Helvetica"/>
+        </w:rPr>
       </w:pPr>
     </w:p>
     <w:p>
@@ -4079,27 +3953,19 @@
         <w:pStyle w:val="Intestazione"/>
         <w:spacing w:after="0"/>
         <w:rPr>
-          <w:rFonts w:ascii="Helvetica Neue" w:hAnsi="Helvetica Neue"/>
+          <w:rFonts w:ascii="Helvetica" w:hAnsi="Helvetica"/>
           <w:color w:val="CC0000"/>
           <w:u w:color="CC0000"/>
         </w:rPr>
       </w:pPr>
       <w:r>
         <w:rPr>
-          <w:rFonts w:ascii="Helvetica Neue" w:hAnsi="Helvetica Neue"/>
+          <w:rFonts w:ascii="Helvetica" w:hAnsi="Helvetica"/>
           <w:color w:val="CC0000"/>
           <w:u w:color="CC0000"/>
         </w:rPr>
         <w:lastRenderedPageBreak/>
-        <w:t>Eccezione 1</w:t>
-      </w:r>
-      <w:r>
-        <w:rPr>
-          <w:rFonts w:ascii="Helvetica Neue" w:hAnsi="Helvetica Neue"/>
-          <w:color w:val="CC0000"/>
-          <w:u w:color="CC0000"/>
-        </w:rPr>
-        <w:t>a.1a</w:t>
+        <w:t>Eccezione 1a.1a</w:t>
       </w:r>
     </w:p>
     <w:tbl>
@@ -4151,14 +4017,14 @@
               <w:pStyle w:val="Intestazione2"/>
               <w:spacing w:before="0" w:after="0"/>
               <w:rPr>
-                <w:rFonts w:ascii="Helvetica Neue" w:hAnsi="Helvetica Neue"/>
-                <w:sz w:val="24"/>
-                <w:szCs w:val="24"/>
-              </w:rPr>
-            </w:pPr>
-            <w:r>
-              <w:rPr>
-                <w:rFonts w:ascii="Helvetica Neue" w:hAnsi="Helvetica Neue"/>
+                <w:rFonts w:ascii="Helvetica" w:hAnsi="Helvetica"/>
+                <w:sz w:val="24"/>
+                <w:szCs w:val="24"/>
+              </w:rPr>
+            </w:pPr>
+            <w:r>
+              <w:rPr>
+                <w:rFonts w:ascii="Helvetica" w:hAnsi="Helvetica"/>
                 <w:sz w:val="24"/>
                 <w:szCs w:val="24"/>
               </w:rPr>
@@ -4190,15 +4056,15 @@
               <w:ind w:left="100"/>
               <w:jc w:val="center"/>
               <w:rPr>
-                <w:rFonts w:ascii="Helvetica Neue" w:hAnsi="Helvetica Neue"/>
-                <w:color w:val="000000" w:themeColor="text1"/>
-                <w:sz w:val="24"/>
-                <w:szCs w:val="24"/>
-              </w:rPr>
-            </w:pPr>
-            <w:r>
-              <w:rPr>
-                <w:rFonts w:ascii="Helvetica Neue" w:hAnsi="Helvetica Neue"/>
+                <w:rFonts w:ascii="Helvetica" w:hAnsi="Helvetica"/>
+                <w:color w:val="000000" w:themeColor="text1"/>
+                <w:sz w:val="24"/>
+                <w:szCs w:val="24"/>
+              </w:rPr>
+            </w:pPr>
+            <w:r>
+              <w:rPr>
+                <w:rFonts w:ascii="Helvetica" w:hAnsi="Helvetica"/>
                 <w:color w:val="000000" w:themeColor="text1"/>
                 <w:sz w:val="24"/>
                 <w:szCs w:val="24"/>
@@ -4231,15 +4097,15 @@
               <w:ind w:left="100"/>
               <w:jc w:val="center"/>
               <w:rPr>
-                <w:rFonts w:ascii="Helvetica Neue" w:hAnsi="Helvetica Neue"/>
-                <w:color w:val="000000" w:themeColor="text1"/>
-                <w:sz w:val="24"/>
-                <w:szCs w:val="24"/>
-              </w:rPr>
-            </w:pPr>
-            <w:r>
-              <w:rPr>
-                <w:rFonts w:ascii="Helvetica Neue" w:hAnsi="Helvetica Neue"/>
+                <w:rFonts w:ascii="Helvetica" w:hAnsi="Helvetica"/>
+                <w:color w:val="000000" w:themeColor="text1"/>
+                <w:sz w:val="24"/>
+                <w:szCs w:val="24"/>
+              </w:rPr>
+            </w:pPr>
+            <w:r>
+              <w:rPr>
+                <w:rFonts w:ascii="Helvetica" w:hAnsi="Helvetica"/>
                 <w:color w:val="000000" w:themeColor="text1"/>
                 <w:sz w:val="24"/>
                 <w:szCs w:val="24"/>
@@ -4276,30 +4142,20 @@
               <w:spacing w:before="0"/>
               <w:jc w:val="left"/>
               <w:rPr>
-                <w:rFonts w:ascii="Helvetica Neue" w:hAnsi="Helvetica Neue"/>
-                <w:sz w:val="24"/>
-                <w:szCs w:val="24"/>
-              </w:rPr>
-            </w:pPr>
-            <w:r>
-              <w:rPr>
-                <w:rFonts w:ascii="Helvetica Neue" w:hAnsi="Helvetica Neue"/>
+                <w:rFonts w:ascii="Helvetica" w:hAnsi="Helvetica"/>
+                <w:sz w:val="24"/>
+                <w:szCs w:val="24"/>
+              </w:rPr>
+            </w:pPr>
+            <w:r>
+              <w:rPr>
+                <w:rFonts w:ascii="Helvetica" w:hAnsi="Helvetica"/>
                 <w:color w:val="CC0000"/>
                 <w:sz w:val="24"/>
                 <w:szCs w:val="24"/>
                 <w:u w:color="CC0000"/>
               </w:rPr>
-              <w:t>1a.</w:t>
-            </w:r>
-            <w:r>
-              <w:rPr>
-                <w:rFonts w:ascii="Helvetica Neue" w:hAnsi="Helvetica Neue"/>
-                <w:color w:val="CC0000"/>
-                <w:sz w:val="24"/>
-                <w:szCs w:val="24"/>
-                <w:u w:color="CC0000"/>
-              </w:rPr>
-              <w:t>1a.1</w:t>
+              <w:t>1a.1a.1</w:t>
             </w:r>
           </w:p>
         </w:tc>
@@ -4324,14 +4180,14 @@
               <w:pStyle w:val="Corpo"/>
               <w:spacing w:line="240" w:lineRule="auto"/>
               <w:rPr>
-                <w:rFonts w:ascii="Helvetica Neue" w:hAnsi="Helvetica Neue"/>
-                <w:sz w:val="24"/>
-                <w:szCs w:val="24"/>
-              </w:rPr>
-            </w:pPr>
-            <w:r>
-              <w:rPr>
-                <w:rFonts w:ascii="Helvetica Neue" w:hAnsi="Helvetica Neue"/>
+                <w:rFonts w:ascii="Helvetica" w:hAnsi="Helvetica"/>
+                <w:sz w:val="24"/>
+                <w:szCs w:val="24"/>
+              </w:rPr>
+            </w:pPr>
+            <w:r>
+              <w:rPr>
+                <w:rFonts w:ascii="Helvetica" w:hAnsi="Helvetica"/>
                 <w:sz w:val="24"/>
                 <w:szCs w:val="24"/>
               </w:rPr>
@@ -4339,7 +4195,7 @@
             </w:r>
             <w:r>
               <w:rPr>
-                <w:rFonts w:ascii="Helvetica Neue" w:hAnsi="Helvetica Neue"/>
+                <w:rFonts w:ascii="Helvetica" w:hAnsi="Helvetica"/>
                 <w:sz w:val="24"/>
                 <w:szCs w:val="24"/>
               </w:rPr>
@@ -4369,14 +4225,14 @@
               <w:pStyle w:val="Corpo"/>
               <w:jc w:val="left"/>
               <w:rPr>
-                <w:rFonts w:ascii="Helvetica Neue" w:hAnsi="Helvetica Neue"/>
-                <w:sz w:val="24"/>
-                <w:szCs w:val="24"/>
-              </w:rPr>
-            </w:pPr>
-            <w:r>
-              <w:rPr>
-                <w:rFonts w:ascii="Helvetica Neue" w:hAnsi="Helvetica Neue"/>
+                <w:rFonts w:ascii="Helvetica" w:hAnsi="Helvetica"/>
+                <w:sz w:val="24"/>
+                <w:szCs w:val="24"/>
+              </w:rPr>
+            </w:pPr>
+            <w:r>
+              <w:rPr>
+                <w:rFonts w:ascii="Helvetica" w:hAnsi="Helvetica"/>
                 <w:sz w:val="24"/>
                 <w:szCs w:val="24"/>
               </w:rPr>
@@ -4384,7 +4240,7 @@
             </w:r>
             <w:r>
               <w:rPr>
-                <w:rFonts w:ascii="Helvetica Neue" w:hAnsi="Helvetica Neue"/>
+                <w:rFonts w:ascii="Helvetica" w:hAnsi="Helvetica"/>
                 <w:sz w:val="24"/>
                 <w:szCs w:val="24"/>
               </w:rPr>
@@ -4420,7 +4276,7 @@
               <w:spacing w:before="0"/>
               <w:jc w:val="left"/>
               <w:rPr>
-                <w:rFonts w:ascii="Helvetica Neue" w:hAnsi="Helvetica Neue"/>
+                <w:rFonts w:ascii="Helvetica" w:hAnsi="Helvetica"/>
                 <w:color w:val="CC0000"/>
                 <w:sz w:val="24"/>
                 <w:szCs w:val="24"/>
@@ -4429,23 +4285,13 @@
             </w:pPr>
             <w:r>
               <w:rPr>
-                <w:rFonts w:ascii="Helvetica Neue" w:hAnsi="Helvetica Neue"/>
+                <w:rFonts w:ascii="Helvetica" w:hAnsi="Helvetica"/>
                 <w:color w:val="CC0000"/>
                 <w:sz w:val="24"/>
                 <w:szCs w:val="24"/>
                 <w:u w:color="CC0000"/>
               </w:rPr>
-              <w:t>1a</w:t>
-            </w:r>
-            <w:r>
-              <w:rPr>
-                <w:rFonts w:ascii="Helvetica Neue" w:hAnsi="Helvetica Neue"/>
-                <w:color w:val="CC0000"/>
-                <w:sz w:val="24"/>
-                <w:szCs w:val="24"/>
-                <w:u w:color="CC0000"/>
-              </w:rPr>
-              <w:t>.1a.2</w:t>
+              <w:t>1a.1a.2</w:t>
             </w:r>
           </w:p>
         </w:tc>
@@ -4470,14 +4316,14 @@
               <w:pStyle w:val="Corpo"/>
               <w:spacing w:line="240" w:lineRule="auto"/>
               <w:rPr>
-                <w:rFonts w:ascii="Helvetica Neue" w:hAnsi="Helvetica Neue"/>
-                <w:sz w:val="24"/>
-                <w:szCs w:val="24"/>
-              </w:rPr>
-            </w:pPr>
-            <w:r>
-              <w:rPr>
-                <w:rFonts w:ascii="Helvetica Neue" w:hAnsi="Helvetica Neue"/>
+                <w:rFonts w:ascii="Helvetica" w:hAnsi="Helvetica"/>
+                <w:sz w:val="24"/>
+                <w:szCs w:val="24"/>
+              </w:rPr>
+            </w:pPr>
+            <w:r>
+              <w:rPr>
+                <w:rFonts w:ascii="Helvetica" w:hAnsi="Helvetica"/>
                 <w:sz w:val="24"/>
                 <w:szCs w:val="24"/>
               </w:rPr>
@@ -4485,12 +4331,28 @@
             </w:r>
             <w:r>
               <w:rPr>
-                <w:rFonts w:ascii="Helvetica Neue" w:hAnsi="Helvetica Neue"/>
+                <w:rFonts w:ascii="Helvetica" w:hAnsi="Helvetica"/>
                 <w:sz w:val="24"/>
                 <w:szCs w:val="24"/>
               </w:rPr>
               <w:t>(deroga)</w:t>
             </w:r>
+            <w:r>
+              <w:rPr>
+                <w:rFonts w:ascii="Helvetica" w:hAnsi="Helvetica"/>
+                <w:sz w:val="24"/>
+                <w:szCs w:val="24"/>
+              </w:rPr>
+              <w:t xml:space="preserve"> o c</w:t>
+            </w:r>
+            <w:r>
+              <w:rPr>
+                <w:rFonts w:ascii="Helvetica" w:hAnsi="Helvetica"/>
+                <w:sz w:val="24"/>
+                <w:szCs w:val="24"/>
+              </w:rPr>
+              <w:t>onferma senza deroga</w:t>
+            </w:r>
           </w:p>
         </w:tc>
         <w:tc>
@@ -4515,134 +4377,26 @@
               <w:pStyle w:val="Corpo"/>
               <w:jc w:val="left"/>
               <w:rPr>
-                <w:rFonts w:ascii="Helvetica Neue" w:hAnsi="Helvetica Neue"/>
-                <w:sz w:val="24"/>
-                <w:szCs w:val="24"/>
-              </w:rPr>
-            </w:pPr>
-            <w:r>
-              <w:rPr>
-                <w:rFonts w:ascii="Helvetica Neue" w:hAnsi="Helvetica Neue"/>
+                <w:rFonts w:ascii="Helvetica" w:hAnsi="Helvetica"/>
+                <w:sz w:val="24"/>
+                <w:szCs w:val="24"/>
+              </w:rPr>
+            </w:pPr>
+            <w:r>
+              <w:rPr>
+                <w:rFonts w:ascii="Helvetica" w:hAnsi="Helvetica"/>
                 <w:sz w:val="24"/>
                 <w:szCs w:val="24"/>
               </w:rPr>
               <w:t>Registra l’annullamento senza addebito della penale</w:t>
             </w:r>
-          </w:p>
-        </w:tc>
-      </w:tr>
-      <w:tr>
-        <w:trPr>
-          <w:trHeight w:val="641"/>
-          <w:jc w:val="center"/>
-        </w:trPr>
-        <w:tc>
-          <w:tcPr>
-            <w:tcW w:w="1080" w:type="dxa"/>
-            <w:tcBorders>
-              <w:top w:val="single" w:sz="8" w:space="0" w:color="000000"/>
-              <w:left w:val="single" w:sz="8" w:space="0" w:color="000000"/>
-              <w:bottom w:val="single" w:sz="8" w:space="0" w:color="000000"/>
-              <w:right w:val="single" w:sz="8" w:space="0" w:color="000000"/>
-            </w:tcBorders>
-            <w:tcMar>
-              <w:top w:w="80" w:type="dxa"/>
-              <w:left w:w="80" w:type="dxa"/>
-              <w:bottom w:w="80" w:type="dxa"/>
-              <w:right w:w="80" w:type="dxa"/>
-            </w:tcMar>
-          </w:tcPr>
-          <w:p>
-            <w:pPr>
-              <w:pStyle w:val="Intestazione3"/>
-              <w:spacing w:before="0"/>
-              <w:jc w:val="left"/>
-              <w:rPr>
-                <w:rFonts w:ascii="Helvetica Neue" w:hAnsi="Helvetica Neue"/>
-                <w:color w:val="CC0000"/>
-                <w:u w:color="CC0000"/>
-              </w:rPr>
-            </w:pPr>
-            <w:r>
-              <w:rPr>
-                <w:rFonts w:ascii="Helvetica Neue" w:hAnsi="Helvetica Neue"/>
-                <w:color w:val="CC0000"/>
-                <w:u w:color="CC0000"/>
-              </w:rPr>
-              <w:t>1a.1a.3</w:t>
-            </w:r>
-          </w:p>
-        </w:tc>
-        <w:tc>
-          <w:tcPr>
-            <w:tcW w:w="4605" w:type="dxa"/>
-            <w:tcBorders>
-              <w:top w:val="single" w:sz="8" w:space="0" w:color="000000"/>
-              <w:left w:val="single" w:sz="8" w:space="0" w:color="000000"/>
-              <w:bottom w:val="single" w:sz="8" w:space="0" w:color="000000"/>
-              <w:right w:val="single" w:sz="8" w:space="0" w:color="000000"/>
-            </w:tcBorders>
-            <w:tcMar>
-              <w:top w:w="80" w:type="dxa"/>
-              <w:left w:w="80" w:type="dxa"/>
-              <w:bottom w:w="80" w:type="dxa"/>
-              <w:right w:w="80" w:type="dxa"/>
-            </w:tcMar>
-          </w:tcPr>
-          <w:p>
-            <w:pPr>
-              <w:pStyle w:val="Corpo"/>
-              <w:spacing w:line="240" w:lineRule="auto"/>
-              <w:rPr>
-                <w:rFonts w:ascii="Helvetica Neue" w:hAnsi="Helvetica Neue"/>
-                <w:sz w:val="24"/>
-                <w:szCs w:val="24"/>
-              </w:rPr>
-            </w:pPr>
-            <w:r>
-              <w:rPr>
-                <w:rFonts w:ascii="Helvetica Neue" w:hAnsi="Helvetica Neue"/>
-                <w:sz w:val="24"/>
-                <w:szCs w:val="24"/>
-              </w:rPr>
-              <w:t>Conferma senza deroga</w:t>
-            </w:r>
-          </w:p>
-        </w:tc>
-        <w:tc>
-          <w:tcPr>
-            <w:tcW w:w="4830" w:type="dxa"/>
-            <w:tcBorders>
-              <w:top w:val="single" w:sz="8" w:space="0" w:color="000000"/>
-              <w:left w:val="single" w:sz="8" w:space="0" w:color="000000"/>
-              <w:bottom w:val="single" w:sz="8" w:space="0" w:color="000000"/>
-              <w:right w:val="single" w:sz="8" w:space="0" w:color="000000"/>
-            </w:tcBorders>
-            <w:shd w:val="clear" w:color="auto" w:fill="F4CCCC"/>
-            <w:tcMar>
-              <w:top w:w="80" w:type="dxa"/>
-              <w:left w:w="80" w:type="dxa"/>
-              <w:bottom w:w="80" w:type="dxa"/>
-              <w:right w:w="80" w:type="dxa"/>
-            </w:tcMar>
-          </w:tcPr>
-          <w:p>
-            <w:pPr>
-              <w:pStyle w:val="Corpo"/>
-              <w:jc w:val="left"/>
-              <w:rPr>
-                <w:rFonts w:ascii="Helvetica Neue" w:hAnsi="Helvetica Neue"/>
-                <w:sz w:val="24"/>
-                <w:szCs w:val="24"/>
-              </w:rPr>
-            </w:pPr>
-            <w:r>
-              <w:rPr>
-                <w:rFonts w:ascii="Helvetica Neue" w:hAnsi="Helvetica Neue"/>
-                <w:sz w:val="24"/>
-                <w:szCs w:val="24"/>
-              </w:rPr>
-              <w:t>Registra l’annullamento addebitando la penale</w:t>
+            <w:r>
+              <w:rPr>
+                <w:rFonts w:ascii="Helvetica" w:hAnsi="Helvetica"/>
+                <w:sz w:val="24"/>
+                <w:szCs w:val="24"/>
+              </w:rPr>
+              <w:t xml:space="preserve"> o con addebito penale</w:t>
             </w:r>
           </w:p>
         </w:tc>
@@ -4671,7 +4425,7 @@
           <w:p>
             <w:pPr>
               <w:rPr>
-                <w:rFonts w:ascii="Helvetica Neue" w:hAnsi="Helvetica Neue"/>
+                <w:rFonts w:ascii="Helvetica" w:hAnsi="Helvetica"/>
                 <w:sz w:val="24"/>
                 <w:szCs w:val="24"/>
               </w:rPr>
@@ -4699,14 +4453,14 @@
               <w:pStyle w:val="Corpo"/>
               <w:spacing w:line="240" w:lineRule="auto"/>
               <w:rPr>
-                <w:rFonts w:ascii="Helvetica Neue" w:hAnsi="Helvetica Neue"/>
-                <w:sz w:val="24"/>
-                <w:szCs w:val="24"/>
-              </w:rPr>
-            </w:pPr>
-            <w:r>
-              <w:rPr>
-                <w:rFonts w:ascii="Helvetica Neue" w:hAnsi="Helvetica Neue"/>
+                <w:rFonts w:ascii="Helvetica" w:hAnsi="Helvetica"/>
+                <w:sz w:val="24"/>
+                <w:szCs w:val="24"/>
+              </w:rPr>
+            </w:pPr>
+            <w:r>
+              <w:rPr>
+                <w:rFonts w:ascii="Helvetica" w:hAnsi="Helvetica"/>
                 <w:i/>
                 <w:iCs/>
                 <w:sz w:val="24"/>
@@ -4735,7 +4489,7 @@
           <w:p>
             <w:pPr>
               <w:rPr>
-                <w:rFonts w:ascii="Helvetica Neue" w:hAnsi="Helvetica Neue"/>
+                <w:rFonts w:ascii="Helvetica" w:hAnsi="Helvetica"/>
                 <w:sz w:val="24"/>
                 <w:szCs w:val="24"/>
               </w:rPr>
@@ -4744,32 +4498,30 @@
         </w:tc>
       </w:tr>
     </w:tbl>
-    <w:p/>
+    <w:p>
+      <w:pPr>
+        <w:rPr>
+          <w:rFonts w:ascii="Helvetica" w:hAnsi="Helvetica"/>
+        </w:rPr>
+      </w:pPr>
+    </w:p>
     <w:p>
       <w:pPr>
         <w:pStyle w:val="Intestazione"/>
         <w:spacing w:after="0"/>
         <w:rPr>
-          <w:rFonts w:ascii="Helvetica Neue" w:hAnsi="Helvetica Neue"/>
+          <w:rFonts w:ascii="Helvetica" w:hAnsi="Helvetica"/>
           <w:color w:val="CC0000"/>
           <w:u w:color="CC0000"/>
         </w:rPr>
       </w:pPr>
       <w:r>
         <w:rPr>
-          <w:rFonts w:ascii="Helvetica Neue" w:hAnsi="Helvetica Neue"/>
+          <w:rFonts w:ascii="Helvetica" w:hAnsi="Helvetica"/>
           <w:color w:val="CC0000"/>
           <w:u w:color="CC0000"/>
         </w:rPr>
-        <w:t>Eccezione 1</w:t>
-      </w:r>
-      <w:r>
-        <w:rPr>
-          <w:rFonts w:ascii="Helvetica Neue" w:hAnsi="Helvetica Neue"/>
-          <w:color w:val="CC0000"/>
-          <w:u w:color="CC0000"/>
-        </w:rPr>
-        <w:t>b.1a</w:t>
+        <w:t>Eccezione 1b.1a</w:t>
       </w:r>
     </w:p>
     <w:tbl>
@@ -4821,14 +4573,14 @@
               <w:pStyle w:val="Intestazione2"/>
               <w:spacing w:before="0" w:after="0"/>
               <w:rPr>
-                <w:rFonts w:ascii="Helvetica Neue" w:hAnsi="Helvetica Neue"/>
-                <w:sz w:val="24"/>
-                <w:szCs w:val="24"/>
-              </w:rPr>
-            </w:pPr>
-            <w:r>
-              <w:rPr>
-                <w:rFonts w:ascii="Helvetica Neue" w:hAnsi="Helvetica Neue"/>
+                <w:rFonts w:ascii="Helvetica" w:hAnsi="Helvetica"/>
+                <w:sz w:val="24"/>
+                <w:szCs w:val="24"/>
+              </w:rPr>
+            </w:pPr>
+            <w:r>
+              <w:rPr>
+                <w:rFonts w:ascii="Helvetica" w:hAnsi="Helvetica"/>
                 <w:sz w:val="24"/>
                 <w:szCs w:val="24"/>
               </w:rPr>
@@ -4860,15 +4612,15 @@
               <w:ind w:left="100"/>
               <w:jc w:val="center"/>
               <w:rPr>
-                <w:rFonts w:ascii="Helvetica Neue" w:hAnsi="Helvetica Neue"/>
-                <w:color w:val="000000" w:themeColor="text1"/>
-                <w:sz w:val="24"/>
-                <w:szCs w:val="24"/>
-              </w:rPr>
-            </w:pPr>
-            <w:r>
-              <w:rPr>
-                <w:rFonts w:ascii="Helvetica Neue" w:hAnsi="Helvetica Neue"/>
+                <w:rFonts w:ascii="Helvetica" w:hAnsi="Helvetica"/>
+                <w:color w:val="000000" w:themeColor="text1"/>
+                <w:sz w:val="24"/>
+                <w:szCs w:val="24"/>
+              </w:rPr>
+            </w:pPr>
+            <w:r>
+              <w:rPr>
+                <w:rFonts w:ascii="Helvetica" w:hAnsi="Helvetica"/>
                 <w:color w:val="000000" w:themeColor="text1"/>
                 <w:sz w:val="24"/>
                 <w:szCs w:val="24"/>
@@ -4901,15 +4653,15 @@
               <w:ind w:left="100"/>
               <w:jc w:val="center"/>
               <w:rPr>
-                <w:rFonts w:ascii="Helvetica Neue" w:hAnsi="Helvetica Neue"/>
-                <w:color w:val="000000" w:themeColor="text1"/>
-                <w:sz w:val="24"/>
-                <w:szCs w:val="24"/>
-              </w:rPr>
-            </w:pPr>
-            <w:r>
-              <w:rPr>
-                <w:rFonts w:ascii="Helvetica Neue" w:hAnsi="Helvetica Neue"/>
+                <w:rFonts w:ascii="Helvetica" w:hAnsi="Helvetica"/>
+                <w:color w:val="000000" w:themeColor="text1"/>
+                <w:sz w:val="24"/>
+                <w:szCs w:val="24"/>
+              </w:rPr>
+            </w:pPr>
+            <w:r>
+              <w:rPr>
+                <w:rFonts w:ascii="Helvetica" w:hAnsi="Helvetica"/>
                 <w:color w:val="000000" w:themeColor="text1"/>
                 <w:sz w:val="24"/>
                 <w:szCs w:val="24"/>
@@ -4946,30 +4698,20 @@
               <w:spacing w:before="0"/>
               <w:jc w:val="left"/>
               <w:rPr>
-                <w:rFonts w:ascii="Helvetica Neue" w:hAnsi="Helvetica Neue"/>
-                <w:sz w:val="24"/>
-                <w:szCs w:val="24"/>
-              </w:rPr>
-            </w:pPr>
-            <w:r>
-              <w:rPr>
-                <w:rFonts w:ascii="Helvetica Neue" w:hAnsi="Helvetica Neue"/>
+                <w:rFonts w:ascii="Helvetica" w:hAnsi="Helvetica"/>
+                <w:sz w:val="24"/>
+                <w:szCs w:val="24"/>
+              </w:rPr>
+            </w:pPr>
+            <w:r>
+              <w:rPr>
+                <w:rFonts w:ascii="Helvetica" w:hAnsi="Helvetica"/>
                 <w:color w:val="CC0000"/>
                 <w:sz w:val="24"/>
                 <w:szCs w:val="24"/>
                 <w:u w:color="CC0000"/>
               </w:rPr>
-              <w:t>1b.</w:t>
-            </w:r>
-            <w:r>
-              <w:rPr>
-                <w:rFonts w:ascii="Helvetica Neue" w:hAnsi="Helvetica Neue"/>
-                <w:color w:val="CC0000"/>
-                <w:sz w:val="24"/>
-                <w:szCs w:val="24"/>
-                <w:u w:color="CC0000"/>
-              </w:rPr>
-              <w:t>1a.1</w:t>
+              <w:t>1b.1a.1</w:t>
             </w:r>
           </w:p>
         </w:tc>
@@ -4994,14 +4736,14 @@
               <w:pStyle w:val="Corpo"/>
               <w:spacing w:line="240" w:lineRule="auto"/>
               <w:rPr>
-                <w:rFonts w:ascii="Helvetica Neue" w:hAnsi="Helvetica Neue"/>
-                <w:sz w:val="24"/>
-                <w:szCs w:val="24"/>
-              </w:rPr>
-            </w:pPr>
-            <w:r>
-              <w:rPr>
-                <w:rFonts w:ascii="Helvetica Neue" w:hAnsi="Helvetica Neue"/>
+                <w:rFonts w:ascii="Helvetica" w:hAnsi="Helvetica"/>
+                <w:sz w:val="24"/>
+                <w:szCs w:val="24"/>
+              </w:rPr>
+            </w:pPr>
+            <w:r>
+              <w:rPr>
+                <w:rFonts w:ascii="Helvetica" w:hAnsi="Helvetica"/>
                 <w:sz w:val="24"/>
                 <w:szCs w:val="24"/>
               </w:rPr>
@@ -5009,7 +4751,7 @@
             </w:r>
             <w:r>
               <w:rPr>
-                <w:rFonts w:ascii="Helvetica Neue" w:hAnsi="Helvetica Neue"/>
+                <w:rFonts w:ascii="Helvetica" w:hAnsi="Helvetica"/>
                 <w:sz w:val="24"/>
                 <w:szCs w:val="24"/>
               </w:rPr>
@@ -5039,14 +4781,14 @@
               <w:pStyle w:val="Corpo"/>
               <w:jc w:val="left"/>
               <w:rPr>
-                <w:rFonts w:ascii="Helvetica Neue" w:hAnsi="Helvetica Neue"/>
-                <w:sz w:val="24"/>
-                <w:szCs w:val="24"/>
-              </w:rPr>
-            </w:pPr>
-            <w:r>
-              <w:rPr>
-                <w:rFonts w:ascii="Helvetica Neue" w:hAnsi="Helvetica Neue"/>
+                <w:rFonts w:ascii="Helvetica" w:hAnsi="Helvetica"/>
+                <w:sz w:val="24"/>
+                <w:szCs w:val="24"/>
+              </w:rPr>
+            </w:pPr>
+            <w:r>
+              <w:rPr>
+                <w:rFonts w:ascii="Helvetica" w:hAnsi="Helvetica"/>
                 <w:sz w:val="24"/>
                 <w:szCs w:val="24"/>
               </w:rPr>
@@ -5079,7 +4821,7 @@
           <w:p>
             <w:pPr>
               <w:rPr>
-                <w:rFonts w:ascii="Helvetica Neue" w:hAnsi="Helvetica Neue"/>
+                <w:rFonts w:ascii="Helvetica" w:hAnsi="Helvetica"/>
                 <w:sz w:val="24"/>
                 <w:szCs w:val="24"/>
               </w:rPr>
@@ -5107,14 +4849,14 @@
               <w:pStyle w:val="Corpo"/>
               <w:spacing w:line="240" w:lineRule="auto"/>
               <w:rPr>
-                <w:rFonts w:ascii="Helvetica Neue" w:hAnsi="Helvetica Neue"/>
-                <w:sz w:val="24"/>
-                <w:szCs w:val="24"/>
-              </w:rPr>
-            </w:pPr>
-            <w:r>
-              <w:rPr>
-                <w:rFonts w:ascii="Helvetica Neue" w:hAnsi="Helvetica Neue"/>
+                <w:rFonts w:ascii="Helvetica" w:hAnsi="Helvetica"/>
+                <w:sz w:val="24"/>
+                <w:szCs w:val="24"/>
+              </w:rPr>
+            </w:pPr>
+            <w:r>
+              <w:rPr>
+                <w:rFonts w:ascii="Helvetica" w:hAnsi="Helvetica"/>
                 <w:i/>
                 <w:iCs/>
                 <w:sz w:val="24"/>
@@ -5143,7 +4885,7 @@
           <w:p>
             <w:pPr>
               <w:rPr>
-                <w:rFonts w:ascii="Helvetica Neue" w:hAnsi="Helvetica Neue"/>
+                <w:rFonts w:ascii="Helvetica" w:hAnsi="Helvetica"/>
                 <w:sz w:val="24"/>
                 <w:szCs w:val="24"/>
               </w:rPr>
@@ -5152,32 +4894,30 @@
         </w:tc>
       </w:tr>
     </w:tbl>
-    <w:p/>
+    <w:p>
+      <w:pPr>
+        <w:rPr>
+          <w:rFonts w:ascii="Helvetica" w:hAnsi="Helvetica"/>
+        </w:rPr>
+      </w:pPr>
+    </w:p>
     <w:p>
       <w:pPr>
         <w:pStyle w:val="Intestazione"/>
         <w:spacing w:after="0"/>
         <w:rPr>
-          <w:rFonts w:ascii="Helvetica Neue" w:hAnsi="Helvetica Neue"/>
+          <w:rFonts w:ascii="Helvetica" w:hAnsi="Helvetica"/>
           <w:color w:val="CC0000"/>
           <w:u w:color="CC0000"/>
         </w:rPr>
       </w:pPr>
       <w:r>
         <w:rPr>
-          <w:rFonts w:ascii="Helvetica Neue" w:hAnsi="Helvetica Neue"/>
+          <w:rFonts w:ascii="Helvetica" w:hAnsi="Helvetica"/>
           <w:color w:val="CC0000"/>
           <w:u w:color="CC0000"/>
         </w:rPr>
-        <w:t>Eccezione 1</w:t>
-      </w:r>
-      <w:r>
-        <w:rPr>
-          <w:rFonts w:ascii="Helvetica Neue" w:hAnsi="Helvetica Neue"/>
-          <w:color w:val="CC0000"/>
-          <w:u w:color="CC0000"/>
-        </w:rPr>
-        <w:t>c.1a</w:t>
+        <w:t>Eccezione 1c.1a</w:t>
       </w:r>
     </w:p>
     <w:tbl>
@@ -5229,14 +4969,14 @@
               <w:pStyle w:val="Intestazione2"/>
               <w:spacing w:before="0" w:after="0"/>
               <w:rPr>
-                <w:rFonts w:ascii="Helvetica Neue" w:hAnsi="Helvetica Neue"/>
-                <w:sz w:val="24"/>
-                <w:szCs w:val="24"/>
-              </w:rPr>
-            </w:pPr>
-            <w:r>
-              <w:rPr>
-                <w:rFonts w:ascii="Helvetica Neue" w:hAnsi="Helvetica Neue"/>
+                <w:rFonts w:ascii="Helvetica" w:hAnsi="Helvetica"/>
+                <w:sz w:val="24"/>
+                <w:szCs w:val="24"/>
+              </w:rPr>
+            </w:pPr>
+            <w:r>
+              <w:rPr>
+                <w:rFonts w:ascii="Helvetica" w:hAnsi="Helvetica"/>
                 <w:sz w:val="24"/>
                 <w:szCs w:val="24"/>
               </w:rPr>
@@ -5268,15 +5008,15 @@
               <w:ind w:left="100"/>
               <w:jc w:val="center"/>
               <w:rPr>
-                <w:rFonts w:ascii="Helvetica Neue" w:hAnsi="Helvetica Neue"/>
-                <w:color w:val="000000" w:themeColor="text1"/>
-                <w:sz w:val="24"/>
-                <w:szCs w:val="24"/>
-              </w:rPr>
-            </w:pPr>
-            <w:r>
-              <w:rPr>
-                <w:rFonts w:ascii="Helvetica Neue" w:hAnsi="Helvetica Neue"/>
+                <w:rFonts w:ascii="Helvetica" w:hAnsi="Helvetica"/>
+                <w:color w:val="000000" w:themeColor="text1"/>
+                <w:sz w:val="24"/>
+                <w:szCs w:val="24"/>
+              </w:rPr>
+            </w:pPr>
+            <w:r>
+              <w:rPr>
+                <w:rFonts w:ascii="Helvetica" w:hAnsi="Helvetica"/>
                 <w:color w:val="000000" w:themeColor="text1"/>
                 <w:sz w:val="24"/>
                 <w:szCs w:val="24"/>
@@ -5309,15 +5049,15 @@
               <w:ind w:left="100"/>
               <w:jc w:val="center"/>
               <w:rPr>
-                <w:rFonts w:ascii="Helvetica Neue" w:hAnsi="Helvetica Neue"/>
-                <w:color w:val="000000" w:themeColor="text1"/>
-                <w:sz w:val="24"/>
-                <w:szCs w:val="24"/>
-              </w:rPr>
-            </w:pPr>
-            <w:r>
-              <w:rPr>
-                <w:rFonts w:ascii="Helvetica Neue" w:hAnsi="Helvetica Neue"/>
+                <w:rFonts w:ascii="Helvetica" w:hAnsi="Helvetica"/>
+                <w:color w:val="000000" w:themeColor="text1"/>
+                <w:sz w:val="24"/>
+                <w:szCs w:val="24"/>
+              </w:rPr>
+            </w:pPr>
+            <w:r>
+              <w:rPr>
+                <w:rFonts w:ascii="Helvetica" w:hAnsi="Helvetica"/>
                 <w:color w:val="000000" w:themeColor="text1"/>
                 <w:sz w:val="24"/>
                 <w:szCs w:val="24"/>
@@ -5354,30 +5094,20 @@
               <w:spacing w:before="0"/>
               <w:jc w:val="left"/>
               <w:rPr>
-                <w:rFonts w:ascii="Helvetica Neue" w:hAnsi="Helvetica Neue"/>
-                <w:sz w:val="24"/>
-                <w:szCs w:val="24"/>
-              </w:rPr>
-            </w:pPr>
-            <w:r>
-              <w:rPr>
-                <w:rFonts w:ascii="Helvetica Neue" w:hAnsi="Helvetica Neue"/>
+                <w:rFonts w:ascii="Helvetica" w:hAnsi="Helvetica"/>
+                <w:sz w:val="24"/>
+                <w:szCs w:val="24"/>
+              </w:rPr>
+            </w:pPr>
+            <w:r>
+              <w:rPr>
+                <w:rFonts w:ascii="Helvetica" w:hAnsi="Helvetica"/>
                 <w:color w:val="CC0000"/>
                 <w:sz w:val="24"/>
                 <w:szCs w:val="24"/>
                 <w:u w:color="CC0000"/>
               </w:rPr>
-              <w:t>1c.</w:t>
-            </w:r>
-            <w:r>
-              <w:rPr>
-                <w:rFonts w:ascii="Helvetica Neue" w:hAnsi="Helvetica Neue"/>
-                <w:color w:val="CC0000"/>
-                <w:sz w:val="24"/>
-                <w:szCs w:val="24"/>
-                <w:u w:color="CC0000"/>
-              </w:rPr>
-              <w:t>1a.1</w:t>
+              <w:t>1c.1a.1</w:t>
             </w:r>
           </w:p>
         </w:tc>
@@ -5402,14 +5132,14 @@
               <w:pStyle w:val="Corpo"/>
               <w:spacing w:line="240" w:lineRule="auto"/>
               <w:rPr>
-                <w:rFonts w:ascii="Helvetica Neue" w:hAnsi="Helvetica Neue"/>
-                <w:sz w:val="24"/>
-                <w:szCs w:val="24"/>
-              </w:rPr>
-            </w:pPr>
-            <w:r>
-              <w:rPr>
-                <w:rFonts w:ascii="Helvetica Neue" w:hAnsi="Helvetica Neue"/>
+                <w:rFonts w:ascii="Helvetica" w:hAnsi="Helvetica"/>
+                <w:sz w:val="24"/>
+                <w:szCs w:val="24"/>
+              </w:rPr>
+            </w:pPr>
+            <w:r>
+              <w:rPr>
+                <w:rFonts w:ascii="Helvetica" w:hAnsi="Helvetica"/>
                 <w:sz w:val="24"/>
                 <w:szCs w:val="24"/>
               </w:rPr>
@@ -5417,7 +5147,7 @@
             </w:r>
             <w:r>
               <w:rPr>
-                <w:rFonts w:ascii="Helvetica Neue" w:hAnsi="Helvetica Neue"/>
+                <w:rFonts w:ascii="Helvetica" w:hAnsi="Helvetica"/>
                 <w:sz w:val="24"/>
                 <w:szCs w:val="24"/>
               </w:rPr>
@@ -5447,14 +5177,14 @@
               <w:pStyle w:val="Corpo"/>
               <w:jc w:val="left"/>
               <w:rPr>
-                <w:rFonts w:ascii="Helvetica Neue" w:hAnsi="Helvetica Neue"/>
-                <w:sz w:val="24"/>
-                <w:szCs w:val="24"/>
-              </w:rPr>
-            </w:pPr>
-            <w:r>
-              <w:rPr>
-                <w:rFonts w:ascii="Helvetica Neue" w:hAnsi="Helvetica Neue"/>
+                <w:rFonts w:ascii="Helvetica" w:hAnsi="Helvetica"/>
+                <w:sz w:val="24"/>
+                <w:szCs w:val="24"/>
+              </w:rPr>
+            </w:pPr>
+            <w:r>
+              <w:rPr>
+                <w:rFonts w:ascii="Helvetica" w:hAnsi="Helvetica"/>
                 <w:sz w:val="24"/>
                 <w:szCs w:val="24"/>
               </w:rPr>
@@ -5490,15 +5220,19 @@
               <w:spacing w:before="0"/>
               <w:jc w:val="left"/>
               <w:rPr>
-                <w:rFonts w:ascii="Helvetica Neue" w:hAnsi="Helvetica Neue"/>
+                <w:rFonts w:ascii="Helvetica" w:hAnsi="Helvetica"/>
                 <w:color w:val="CC0000"/>
+                <w:sz w:val="24"/>
+                <w:szCs w:val="24"/>
                 <w:u w:color="CC0000"/>
               </w:rPr>
             </w:pPr>
             <w:r>
               <w:rPr>
-                <w:rFonts w:ascii="Helvetica Neue" w:hAnsi="Helvetica Neue"/>
+                <w:rFonts w:ascii="Helvetica" w:hAnsi="Helvetica"/>
                 <w:color w:val="CC0000"/>
+                <w:sz w:val="24"/>
+                <w:szCs w:val="24"/>
                 <w:u w:color="CC0000"/>
               </w:rPr>
               <w:t>1c.1a.2</w:t>
@@ -5526,14 +5260,14 @@
               <w:pStyle w:val="Corpo"/>
               <w:spacing w:line="240" w:lineRule="auto"/>
               <w:rPr>
-                <w:rFonts w:ascii="Helvetica Neue" w:hAnsi="Helvetica Neue"/>
-                <w:sz w:val="24"/>
-                <w:szCs w:val="24"/>
-              </w:rPr>
-            </w:pPr>
-            <w:r>
-              <w:rPr>
-                <w:rFonts w:ascii="Helvetica Neue" w:hAnsi="Helvetica Neue"/>
+                <w:rFonts w:ascii="Helvetica" w:hAnsi="Helvetica"/>
+                <w:sz w:val="24"/>
+                <w:szCs w:val="24"/>
+              </w:rPr>
+            </w:pPr>
+            <w:r>
+              <w:rPr>
+                <w:rFonts w:ascii="Helvetica" w:hAnsi="Helvetica"/>
                 <w:sz w:val="24"/>
                 <w:szCs w:val="24"/>
               </w:rPr>
@@ -5563,14 +5297,14 @@
               <w:pStyle w:val="Corpo"/>
               <w:jc w:val="left"/>
               <w:rPr>
-                <w:rFonts w:ascii="Helvetica Neue" w:hAnsi="Helvetica Neue"/>
-                <w:sz w:val="24"/>
-                <w:szCs w:val="24"/>
-              </w:rPr>
-            </w:pPr>
-            <w:r>
-              <w:rPr>
-                <w:rFonts w:ascii="Helvetica Neue" w:hAnsi="Helvetica Neue"/>
+                <w:rFonts w:ascii="Helvetica" w:hAnsi="Helvetica"/>
+                <w:sz w:val="24"/>
+                <w:szCs w:val="24"/>
+              </w:rPr>
+            </w:pPr>
+            <w:r>
+              <w:rPr>
+                <w:rFonts w:ascii="Helvetica" w:hAnsi="Helvetica"/>
                 <w:sz w:val="24"/>
                 <w:szCs w:val="24"/>
               </w:rPr>
@@ -5578,7 +5312,7 @@
             </w:r>
             <w:r>
               <w:rPr>
-                <w:rFonts w:ascii="Helvetica Neue" w:hAnsi="Helvetica Neue"/>
+                <w:rFonts w:ascii="Helvetica" w:hAnsi="Helvetica"/>
                 <w:sz w:val="24"/>
                 <w:szCs w:val="24"/>
               </w:rPr>
@@ -5611,7 +5345,7 @@
           <w:p>
             <w:pPr>
               <w:rPr>
-                <w:rFonts w:ascii="Helvetica Neue" w:hAnsi="Helvetica Neue"/>
+                <w:rFonts w:ascii="Helvetica" w:hAnsi="Helvetica"/>
                 <w:sz w:val="24"/>
                 <w:szCs w:val="24"/>
               </w:rPr>
@@ -5639,14 +5373,14 @@
               <w:pStyle w:val="Corpo"/>
               <w:spacing w:line="240" w:lineRule="auto"/>
               <w:rPr>
-                <w:rFonts w:ascii="Helvetica Neue" w:hAnsi="Helvetica Neue"/>
-                <w:sz w:val="24"/>
-                <w:szCs w:val="24"/>
-              </w:rPr>
-            </w:pPr>
-            <w:r>
-              <w:rPr>
-                <w:rFonts w:ascii="Helvetica Neue" w:hAnsi="Helvetica Neue"/>
+                <w:rFonts w:ascii="Helvetica" w:hAnsi="Helvetica"/>
+                <w:sz w:val="24"/>
+                <w:szCs w:val="24"/>
+              </w:rPr>
+            </w:pPr>
+            <w:r>
+              <w:rPr>
+                <w:rFonts w:ascii="Helvetica" w:hAnsi="Helvetica"/>
                 <w:i/>
                 <w:iCs/>
                 <w:sz w:val="24"/>
@@ -5675,7 +5409,7 @@
           <w:p>
             <w:pPr>
               <w:rPr>
-                <w:rFonts w:ascii="Helvetica Neue" w:hAnsi="Helvetica Neue"/>
+                <w:rFonts w:ascii="Helvetica" w:hAnsi="Helvetica"/>
                 <w:sz w:val="24"/>
                 <w:szCs w:val="24"/>
               </w:rPr>
@@ -5684,34 +5418,34 @@
         </w:tc>
       </w:tr>
     </w:tbl>
-    <w:p/>
-    <w:p/>
+    <w:p>
+      <w:pPr>
+        <w:rPr>
+          <w:rFonts w:ascii="Helvetica" w:hAnsi="Helvetica"/>
+        </w:rPr>
+      </w:pPr>
+    </w:p>
+    <w:p>
+      <w:pPr>
+        <w:rPr>
+          <w:rFonts w:ascii="Helvetica" w:hAnsi="Helvetica"/>
+        </w:rPr>
+      </w:pPr>
+    </w:p>
     <w:p>
       <w:pPr>
         <w:pStyle w:val="Intestazione"/>
         <w:spacing w:after="0"/>
         <w:rPr>
-          <w:rFonts w:ascii="Helvetica Neue" w:hAnsi="Helvetica Neue"/>
+          <w:rFonts w:ascii="Helvetica" w:hAnsi="Helvetica"/>
         </w:rPr>
       </w:pPr>
       <w:r>
         <w:rPr>
-          <w:rFonts w:ascii="Helvetica Neue" w:hAnsi="Helvetica Neue"/>
+          <w:rFonts w:ascii="Helvetica" w:hAnsi="Helvetica"/>
         </w:rPr>
         <w:lastRenderedPageBreak/>
-        <w:t xml:space="preserve">Estensione </w:t>
-      </w:r>
-      <w:r>
-        <w:rPr>
-          <w:rFonts w:ascii="Helvetica Neue" w:hAnsi="Helvetica Neue"/>
-        </w:rPr>
-        <w:t>4</w:t>
-      </w:r>
-      <w:r>
-        <w:rPr>
-          <w:rFonts w:ascii="Helvetica Neue" w:hAnsi="Helvetica Neue"/>
-        </w:rPr>
-        <w:t>a</w:t>
+        <w:t>Estensione 4a</w:t>
       </w:r>
     </w:p>
     <w:tbl>
@@ -5761,7 +5495,7 @@
             <w:pPr>
               <w:pStyle w:val="Corpo"/>
               <w:rPr>
-                <w:rFonts w:ascii="Helvetica Neue" w:hAnsi="Helvetica Neue"/>
+                <w:rFonts w:ascii="Helvetica" w:hAnsi="Helvetica"/>
                 <w:b/>
                 <w:bCs/>
                 <w:color w:val="000000" w:themeColor="text1"/>
@@ -5769,7 +5503,7 @@
             </w:pPr>
             <w:r>
               <w:rPr>
-                <w:rFonts w:ascii="Helvetica Neue" w:hAnsi="Helvetica Neue"/>
+                <w:rFonts w:ascii="Helvetica" w:hAnsi="Helvetica"/>
                 <w:b/>
                 <w:bCs/>
                 <w:color w:val="000000" w:themeColor="text1"/>
@@ -5799,7 +5533,7 @@
             <w:pPr>
               <w:pStyle w:val="Corpo"/>
               <w:rPr>
-                <w:rFonts w:ascii="Helvetica Neue" w:hAnsi="Helvetica Neue"/>
+                <w:rFonts w:ascii="Helvetica" w:hAnsi="Helvetica"/>
                 <w:b/>
                 <w:bCs/>
                 <w:color w:val="000000" w:themeColor="text1"/>
@@ -5807,7 +5541,7 @@
             </w:pPr>
             <w:r>
               <w:rPr>
-                <w:rFonts w:ascii="Helvetica Neue" w:hAnsi="Helvetica Neue"/>
+                <w:rFonts w:ascii="Helvetica" w:hAnsi="Helvetica"/>
                 <w:b/>
                 <w:bCs/>
                 <w:color w:val="000000" w:themeColor="text1"/>
@@ -5837,7 +5571,7 @@
             <w:pPr>
               <w:pStyle w:val="Corpo"/>
               <w:rPr>
-                <w:rFonts w:ascii="Helvetica Neue" w:hAnsi="Helvetica Neue"/>
+                <w:rFonts w:ascii="Helvetica" w:hAnsi="Helvetica"/>
                 <w:b/>
                 <w:bCs/>
                 <w:color w:val="000000" w:themeColor="text1"/>
@@ -5845,7 +5579,7 @@
             </w:pPr>
             <w:r>
               <w:rPr>
-                <w:rFonts w:ascii="Helvetica Neue" w:hAnsi="Helvetica Neue"/>
+                <w:rFonts w:ascii="Helvetica" w:hAnsi="Helvetica"/>
                 <w:b/>
                 <w:bCs/>
                 <w:color w:val="000000" w:themeColor="text1"/>
@@ -5879,7 +5613,7 @@
             <w:pPr>
               <w:pStyle w:val="Corpo"/>
               <w:rPr>
-                <w:rFonts w:ascii="Helvetica Neue" w:hAnsi="Helvetica Neue"/>
+                <w:rFonts w:ascii="Helvetica" w:hAnsi="Helvetica"/>
                 <w:b/>
                 <w:bCs/>
                 <w:color w:val="000000" w:themeColor="text1"/>
@@ -5887,21 +5621,12 @@
             </w:pPr>
             <w:r>
               <w:rPr>
-                <w:rFonts w:ascii="Helvetica Neue" w:hAnsi="Helvetica Neue"/>
+                <w:rFonts w:ascii="Helvetica" w:hAnsi="Helvetica"/>
                 <w:b/>
                 <w:bCs/>
                 <w:color w:val="000000" w:themeColor="text1"/>
               </w:rPr>
-              <w:t>4</w:t>
-            </w:r>
-            <w:r>
-              <w:rPr>
-                <w:rFonts w:ascii="Helvetica Neue" w:hAnsi="Helvetica Neue"/>
-                <w:b/>
-                <w:bCs/>
-                <w:color w:val="000000" w:themeColor="text1"/>
-              </w:rPr>
-              <w:t>a.1</w:t>
+              <w:t>4a.1</w:t>
             </w:r>
           </w:p>
         </w:tc>
@@ -5925,20 +5650,20 @@
             <w:pPr>
               <w:pStyle w:val="Corpo"/>
               <w:rPr>
-                <w:rFonts w:ascii="Helvetica Neue" w:hAnsi="Helvetica Neue"/>
-                <w:color w:val="000000" w:themeColor="text1"/>
-              </w:rPr>
-            </w:pPr>
-            <w:r>
-              <w:rPr>
-                <w:rFonts w:ascii="Helvetica Neue" w:hAnsi="Helvetica Neue"/>
+                <w:rFonts w:ascii="Helvetica" w:hAnsi="Helvetica"/>
+                <w:color w:val="000000" w:themeColor="text1"/>
+              </w:rPr>
+            </w:pPr>
+            <w:r>
+              <w:rPr>
+                <w:rFonts w:ascii="Helvetica" w:hAnsi="Helvetica"/>
                 <w:color w:val="000000" w:themeColor="text1"/>
               </w:rPr>
               <w:t xml:space="preserve">Seleziona uno o più membri del personale </w:t>
             </w:r>
             <w:r>
               <w:rPr>
-                <w:rFonts w:ascii="Helvetica Neue" w:hAnsi="Helvetica Neue"/>
+                <w:rFonts w:ascii="Helvetica" w:hAnsi="Helvetica"/>
                 <w:color w:val="000000" w:themeColor="text1"/>
               </w:rPr>
               <w:t xml:space="preserve">precedentemente assegnati a un turno per liberarli </w:t>
@@ -5965,20 +5690,20 @@
             <w:pPr>
               <w:pStyle w:val="Corpo"/>
               <w:rPr>
-                <w:rFonts w:ascii="Helvetica Neue" w:hAnsi="Helvetica Neue"/>
-                <w:color w:val="000000" w:themeColor="text1"/>
-              </w:rPr>
-            </w:pPr>
-            <w:r>
-              <w:rPr>
-                <w:rFonts w:ascii="Helvetica Neue" w:hAnsi="Helvetica Neue"/>
+                <w:rFonts w:ascii="Helvetica" w:hAnsi="Helvetica"/>
+                <w:color w:val="000000" w:themeColor="text1"/>
+              </w:rPr>
+            </w:pPr>
+            <w:r>
+              <w:rPr>
+                <w:rFonts w:ascii="Helvetica" w:hAnsi="Helvetica"/>
                 <w:color w:val="000000" w:themeColor="text1"/>
               </w:rPr>
               <w:t>Rimuove l'assegnamento del personale</w:t>
             </w:r>
             <w:r>
               <w:rPr>
-                <w:rFonts w:ascii="Helvetica Neue" w:hAnsi="Helvetica Neue"/>
+                <w:rFonts w:ascii="Helvetica" w:hAnsi="Helvetica"/>
                 <w:color w:val="000000" w:themeColor="text1"/>
               </w:rPr>
               <w:t xml:space="preserve"> dal turno specifico </w:t>
@@ -6010,7 +5735,7 @@
             <w:pPr>
               <w:pStyle w:val="Corpo"/>
               <w:rPr>
-                <w:rFonts w:ascii="Helvetica Neue" w:hAnsi="Helvetica Neue"/>
+                <w:rFonts w:ascii="Helvetica" w:hAnsi="Helvetica"/>
                 <w:b/>
                 <w:bCs/>
                 <w:color w:val="000000" w:themeColor="text1"/>
@@ -6018,21 +5743,12 @@
             </w:pPr>
             <w:r>
               <w:rPr>
-                <w:rFonts w:ascii="Helvetica Neue" w:hAnsi="Helvetica Neue"/>
+                <w:rFonts w:ascii="Helvetica" w:hAnsi="Helvetica"/>
                 <w:b/>
                 <w:bCs/>
                 <w:color w:val="000000" w:themeColor="text1"/>
               </w:rPr>
-              <w:t>4</w:t>
-            </w:r>
-            <w:r>
-              <w:rPr>
-                <w:rFonts w:ascii="Helvetica Neue" w:hAnsi="Helvetica Neue"/>
-                <w:b/>
-                <w:bCs/>
-                <w:color w:val="000000" w:themeColor="text1"/>
-              </w:rPr>
-              <w:t>a.2</w:t>
+              <w:t>4a.2</w:t>
             </w:r>
           </w:p>
         </w:tc>
@@ -6056,13 +5772,13 @@
             <w:pPr>
               <w:pStyle w:val="Corpo"/>
               <w:rPr>
-                <w:rFonts w:ascii="Helvetica Neue" w:hAnsi="Helvetica Neue"/>
-                <w:color w:val="000000" w:themeColor="text1"/>
-              </w:rPr>
-            </w:pPr>
-            <w:r>
-              <w:rPr>
-                <w:rFonts w:ascii="Helvetica Neue" w:hAnsi="Helvetica Neue"/>
+                <w:rFonts w:ascii="Helvetica" w:hAnsi="Helvetica"/>
+                <w:color w:val="000000" w:themeColor="text1"/>
+              </w:rPr>
+            </w:pPr>
+            <w:r>
+              <w:rPr>
+                <w:rFonts w:ascii="Helvetica" w:hAnsi="Helvetica"/>
                 <w:color w:val="000000" w:themeColor="text1"/>
               </w:rPr>
               <w:t>Conferma l'operazione</w:t>
@@ -6089,27 +5805,27 @@
             <w:pPr>
               <w:pStyle w:val="Corpo"/>
               <w:rPr>
-                <w:rFonts w:ascii="Helvetica Neue" w:hAnsi="Helvetica Neue"/>
-                <w:color w:val="000000" w:themeColor="text1"/>
-              </w:rPr>
-            </w:pPr>
-            <w:r>
-              <w:rPr>
-                <w:rFonts w:ascii="Helvetica Neue" w:hAnsi="Helvetica Neue"/>
+                <w:rFonts w:ascii="Helvetica" w:hAnsi="Helvetica"/>
+                <w:color w:val="000000" w:themeColor="text1"/>
+              </w:rPr>
+            </w:pPr>
+            <w:r>
+              <w:rPr>
+                <w:rFonts w:ascii="Helvetica" w:hAnsi="Helvetica"/>
                 <w:color w:val="000000" w:themeColor="text1"/>
               </w:rPr>
               <w:t xml:space="preserve">Aggiorna lo stato del personale </w:t>
             </w:r>
             <w:r>
               <w:rPr>
-                <w:rFonts w:ascii="Helvetica Neue" w:hAnsi="Helvetica Neue"/>
+                <w:rFonts w:ascii="Helvetica" w:hAnsi="Helvetica"/>
                 <w:color w:val="000000" w:themeColor="text1"/>
               </w:rPr>
               <w:t xml:space="preserve">come “Disponibile”, aggiorna il calendario degli impegni e invia una notifica </w:t>
             </w:r>
             <w:r>
               <w:rPr>
-                <w:rFonts w:ascii="Helvetica Neue" w:hAnsi="Helvetica Neue"/>
+                <w:rFonts w:ascii="Helvetica" w:hAnsi="Helvetica"/>
                 <w:color w:val="000000" w:themeColor="text1"/>
               </w:rPr>
               <w:t>di annullamento turno ai diretti interessati</w:t>
@@ -6141,7 +5857,7 @@
             <w:pPr>
               <w:pStyle w:val="Corpo"/>
               <w:rPr>
-                <w:rFonts w:ascii="Helvetica Neue" w:hAnsi="Helvetica Neue"/>
+                <w:rFonts w:ascii="Helvetica" w:hAnsi="Helvetica"/>
                 <w:b/>
                 <w:bCs/>
                 <w:color w:val="000000" w:themeColor="text1"/>
@@ -6169,7 +5885,7 @@
             <w:pPr>
               <w:pStyle w:val="Corpo"/>
               <w:rPr>
-                <w:rFonts w:ascii="Helvetica Neue" w:hAnsi="Helvetica Neue"/>
+                <w:rFonts w:ascii="Helvetica" w:hAnsi="Helvetica"/>
                 <w:i/>
                 <w:iCs/>
                 <w:color w:val="000000" w:themeColor="text1"/>
@@ -6177,7 +5893,7 @@
             </w:pPr>
             <w:r>
               <w:rPr>
-                <w:rFonts w:ascii="Helvetica Neue" w:hAnsi="Helvetica Neue"/>
+                <w:rFonts w:ascii="Helvetica" w:hAnsi="Helvetica"/>
                 <w:i/>
                 <w:iCs/>
                 <w:color w:val="000000" w:themeColor="text1"/>
@@ -6206,7 +5922,7 @@
             <w:pPr>
               <w:pStyle w:val="Corpo"/>
               <w:rPr>
-                <w:rFonts w:ascii="Helvetica Neue" w:hAnsi="Helvetica Neue"/>
+                <w:rFonts w:ascii="Helvetica" w:hAnsi="Helvetica"/>
                 <w:color w:val="000000" w:themeColor="text1"/>
               </w:rPr>
             </w:pPr>
@@ -6214,26 +5930,26 @@
         </w:tc>
       </w:tr>
     </w:tbl>
-    <w:p/>
+    <w:p>
+      <w:pPr>
+        <w:rPr>
+          <w:rFonts w:ascii="Helvetica" w:hAnsi="Helvetica"/>
+        </w:rPr>
+      </w:pPr>
+    </w:p>
     <w:p>
       <w:pPr>
         <w:pStyle w:val="Intestazione"/>
         <w:spacing w:after="0"/>
         <w:rPr>
-          <w:rFonts w:ascii="Helvetica Neue" w:hAnsi="Helvetica Neue"/>
+          <w:rFonts w:ascii="Helvetica" w:hAnsi="Helvetica"/>
         </w:rPr>
       </w:pPr>
       <w:r>
         <w:rPr>
-          <w:rFonts w:ascii="Helvetica Neue" w:hAnsi="Helvetica Neue"/>
+          <w:rFonts w:ascii="Helvetica" w:hAnsi="Helvetica"/>
         </w:rPr>
-        <w:t xml:space="preserve">Estensione </w:t>
-      </w:r>
-      <w:r>
-        <w:rPr>
-          <w:rFonts w:ascii="Helvetica Neue" w:hAnsi="Helvetica Neue"/>
-        </w:rPr>
-        <w:t>4b</w:t>
+        <w:t>Estensione 4b</w:t>
       </w:r>
     </w:p>
     <w:tbl>
@@ -6283,7 +5999,7 @@
             <w:pPr>
               <w:pStyle w:val="Corpo"/>
               <w:rPr>
-                <w:rFonts w:ascii="Helvetica Neue" w:hAnsi="Helvetica Neue"/>
+                <w:rFonts w:ascii="Helvetica" w:hAnsi="Helvetica"/>
                 <w:b/>
                 <w:bCs/>
                 <w:color w:val="000000" w:themeColor="text1"/>
@@ -6291,7 +6007,7 @@
             </w:pPr>
             <w:r>
               <w:rPr>
-                <w:rFonts w:ascii="Helvetica Neue" w:hAnsi="Helvetica Neue"/>
+                <w:rFonts w:ascii="Helvetica" w:hAnsi="Helvetica"/>
                 <w:b/>
                 <w:bCs/>
                 <w:color w:val="000000" w:themeColor="text1"/>
@@ -6321,7 +6037,7 @@
             <w:pPr>
               <w:pStyle w:val="Corpo"/>
               <w:rPr>
-                <w:rFonts w:ascii="Helvetica Neue" w:hAnsi="Helvetica Neue"/>
+                <w:rFonts w:ascii="Helvetica" w:hAnsi="Helvetica"/>
                 <w:b/>
                 <w:bCs/>
                 <w:color w:val="000000" w:themeColor="text1"/>
@@ -6329,7 +6045,7 @@
             </w:pPr>
             <w:r>
               <w:rPr>
-                <w:rFonts w:ascii="Helvetica Neue" w:hAnsi="Helvetica Neue"/>
+                <w:rFonts w:ascii="Helvetica" w:hAnsi="Helvetica"/>
                 <w:b/>
                 <w:bCs/>
                 <w:color w:val="000000" w:themeColor="text1"/>
@@ -6359,7 +6075,7 @@
             <w:pPr>
               <w:pStyle w:val="Corpo"/>
               <w:rPr>
-                <w:rFonts w:ascii="Helvetica Neue" w:hAnsi="Helvetica Neue"/>
+                <w:rFonts w:ascii="Helvetica" w:hAnsi="Helvetica"/>
                 <w:b/>
                 <w:bCs/>
                 <w:color w:val="000000" w:themeColor="text1"/>
@@ -6367,7 +6083,7 @@
             </w:pPr>
             <w:r>
               <w:rPr>
-                <w:rFonts w:ascii="Helvetica Neue" w:hAnsi="Helvetica Neue"/>
+                <w:rFonts w:ascii="Helvetica" w:hAnsi="Helvetica"/>
                 <w:b/>
                 <w:bCs/>
                 <w:color w:val="000000" w:themeColor="text1"/>
@@ -6401,7 +6117,7 @@
             <w:pPr>
               <w:pStyle w:val="Corpo"/>
               <w:rPr>
-                <w:rFonts w:ascii="Helvetica Neue" w:hAnsi="Helvetica Neue"/>
+                <w:rFonts w:ascii="Helvetica" w:hAnsi="Helvetica"/>
                 <w:b/>
                 <w:bCs/>
                 <w:color w:val="000000" w:themeColor="text1"/>
@@ -6409,21 +6125,12 @@
             </w:pPr>
             <w:r>
               <w:rPr>
-                <w:rFonts w:ascii="Helvetica Neue" w:hAnsi="Helvetica Neue"/>
+                <w:rFonts w:ascii="Helvetica" w:hAnsi="Helvetica"/>
                 <w:b/>
                 <w:bCs/>
                 <w:color w:val="000000" w:themeColor="text1"/>
               </w:rPr>
-              <w:t>4b</w:t>
-            </w:r>
-            <w:r>
-              <w:rPr>
-                <w:rFonts w:ascii="Helvetica Neue" w:hAnsi="Helvetica Neue"/>
-                <w:b/>
-                <w:bCs/>
-                <w:color w:val="000000" w:themeColor="text1"/>
-              </w:rPr>
-              <w:t>.1</w:t>
+              <w:t>4b.1</w:t>
             </w:r>
           </w:p>
         </w:tc>
@@ -6447,48 +6154,48 @@
             <w:pPr>
               <w:pStyle w:val="Corpo"/>
               <w:rPr>
-                <w:rFonts w:ascii="Helvetica Neue" w:hAnsi="Helvetica Neue"/>
-                <w:color w:val="000000" w:themeColor="text1"/>
-              </w:rPr>
-            </w:pPr>
-            <w:r>
-              <w:rPr>
-                <w:rFonts w:ascii="Helvetica Neue" w:hAnsi="Helvetica Neue"/>
+                <w:rFonts w:ascii="Helvetica" w:hAnsi="Helvetica"/>
+                <w:color w:val="000000" w:themeColor="text1"/>
+              </w:rPr>
+            </w:pPr>
+            <w:r>
+              <w:rPr>
+                <w:rFonts w:ascii="Helvetica" w:hAnsi="Helvetica"/>
                 <w:color w:val="000000" w:themeColor="text1"/>
               </w:rPr>
               <w:t>Richiede e assegna il personale</w:t>
             </w:r>
             <w:r>
               <w:rPr>
-                <w:rFonts w:ascii="Helvetica Neue" w:hAnsi="Helvetica Neue"/>
+                <w:rFonts w:ascii="Helvetica" w:hAnsi="Helvetica"/>
                 <w:color w:val="000000" w:themeColor="text1"/>
               </w:rPr>
               <w:t xml:space="preserve"> a</w:t>
             </w:r>
             <w:r>
               <w:rPr>
-                <w:rFonts w:ascii="Helvetica Neue" w:hAnsi="Helvetica Neue"/>
+                <w:rFonts w:ascii="Helvetica" w:hAnsi="Helvetica"/>
                 <w:color w:val="000000" w:themeColor="text1"/>
               </w:rPr>
               <w:t>i vari servizi</w:t>
             </w:r>
             <w:r>
               <w:rPr>
-                <w:rFonts w:ascii="Helvetica Neue" w:hAnsi="Helvetica Neue"/>
+                <w:rFonts w:ascii="Helvetica" w:hAnsi="Helvetica"/>
                 <w:color w:val="000000" w:themeColor="text1"/>
               </w:rPr>
               <w:t xml:space="preserve"> indicando un ruolo generico</w:t>
             </w:r>
             <w:r>
               <w:rPr>
-                <w:rFonts w:ascii="Helvetica Neue" w:hAnsi="Helvetica Neue"/>
+                <w:rFonts w:ascii="Helvetica" w:hAnsi="Helvetica"/>
                 <w:color w:val="000000" w:themeColor="text1"/>
               </w:rPr>
               <w:t xml:space="preserve">, </w:t>
             </w:r>
             <w:r>
               <w:rPr>
-                <w:rFonts w:ascii="Helvetica Neue" w:hAnsi="Helvetica Neue"/>
+                <w:rFonts w:ascii="Helvetica" w:hAnsi="Helvetica"/>
                 <w:color w:val="000000" w:themeColor="text1"/>
               </w:rPr>
               <w:t>prima che lo chef abbia proposto il menù</w:t>
@@ -6515,13 +6222,13 @@
             <w:pPr>
               <w:pStyle w:val="Corpo"/>
               <w:rPr>
-                <w:rFonts w:ascii="Helvetica Neue" w:hAnsi="Helvetica Neue"/>
-                <w:color w:val="000000" w:themeColor="text1"/>
-              </w:rPr>
-            </w:pPr>
-            <w:r>
-              <w:rPr>
-                <w:rFonts w:ascii="Helvetica Neue" w:hAnsi="Helvetica Neue"/>
+                <w:rFonts w:ascii="Helvetica" w:hAnsi="Helvetica"/>
+                <w:color w:val="000000" w:themeColor="text1"/>
+              </w:rPr>
+            </w:pPr>
+            <w:r>
+              <w:rPr>
+                <w:rFonts w:ascii="Helvetica" w:hAnsi="Helvetica"/>
                 <w:color w:val="000000" w:themeColor="text1"/>
               </w:rPr>
               <w:t>Avvisa l’organizzatore che l’assegnamento è preliminare e i ruoli andranno confermati o raffinati in seguito</w:t>
@@ -6553,7 +6260,7 @@
             <w:pPr>
               <w:pStyle w:val="Corpo"/>
               <w:rPr>
-                <w:rFonts w:ascii="Helvetica Neue" w:hAnsi="Helvetica Neue"/>
+                <w:rFonts w:ascii="Helvetica" w:hAnsi="Helvetica"/>
                 <w:b/>
                 <w:bCs/>
                 <w:color w:val="000000" w:themeColor="text1"/>
@@ -6561,21 +6268,12 @@
             </w:pPr>
             <w:r>
               <w:rPr>
-                <w:rFonts w:ascii="Helvetica Neue" w:hAnsi="Helvetica Neue"/>
+                <w:rFonts w:ascii="Helvetica" w:hAnsi="Helvetica"/>
                 <w:b/>
                 <w:bCs/>
                 <w:color w:val="000000" w:themeColor="text1"/>
               </w:rPr>
-              <w:t>4b</w:t>
-            </w:r>
-            <w:r>
-              <w:rPr>
-                <w:rFonts w:ascii="Helvetica Neue" w:hAnsi="Helvetica Neue"/>
-                <w:b/>
-                <w:bCs/>
-                <w:color w:val="000000" w:themeColor="text1"/>
-              </w:rPr>
-              <w:t>.2</w:t>
+              <w:t>4b.2</w:t>
             </w:r>
           </w:p>
         </w:tc>
@@ -6599,13 +6297,13 @@
             <w:pPr>
               <w:pStyle w:val="Corpo"/>
               <w:rPr>
-                <w:rFonts w:ascii="Helvetica Neue" w:hAnsi="Helvetica Neue"/>
-                <w:color w:val="000000" w:themeColor="text1"/>
-              </w:rPr>
-            </w:pPr>
-            <w:r>
-              <w:rPr>
-                <w:rFonts w:ascii="Helvetica Neue" w:hAnsi="Helvetica Neue"/>
+                <w:rFonts w:ascii="Helvetica" w:hAnsi="Helvetica"/>
+                <w:color w:val="000000" w:themeColor="text1"/>
+              </w:rPr>
+            </w:pPr>
+            <w:r>
+              <w:rPr>
+                <w:rFonts w:ascii="Helvetica" w:hAnsi="Helvetica"/>
                 <w:color w:val="000000" w:themeColor="text1"/>
               </w:rPr>
               <w:t>Conferma l'operazione</w:t>
@@ -6632,27 +6330,27 @@
             <w:pPr>
               <w:pStyle w:val="Corpo"/>
               <w:rPr>
-                <w:rFonts w:ascii="Helvetica Neue" w:hAnsi="Helvetica Neue"/>
-                <w:color w:val="000000" w:themeColor="text1"/>
-              </w:rPr>
-            </w:pPr>
-            <w:r>
-              <w:rPr>
-                <w:rFonts w:ascii="Helvetica Neue" w:hAnsi="Helvetica Neue"/>
+                <w:rFonts w:ascii="Helvetica" w:hAnsi="Helvetica"/>
+                <w:color w:val="000000" w:themeColor="text1"/>
+              </w:rPr>
+            </w:pPr>
+            <w:r>
+              <w:rPr>
+                <w:rFonts w:ascii="Helvetica" w:hAnsi="Helvetica"/>
                 <w:color w:val="000000" w:themeColor="text1"/>
               </w:rPr>
               <w:t xml:space="preserve">Registra gli assegnamenti </w:t>
             </w:r>
             <w:r>
               <w:rPr>
-                <w:rFonts w:ascii="Helvetica Neue" w:hAnsi="Helvetica Neue"/>
+                <w:rFonts w:ascii="Helvetica" w:hAnsi="Helvetica"/>
                 <w:color w:val="000000" w:themeColor="text1"/>
               </w:rPr>
               <w:t xml:space="preserve">contrassegnandoli come “In attesa di menù” e impegna il personale </w:t>
             </w:r>
             <w:r>
               <w:rPr>
-                <w:rFonts w:ascii="Helvetica Neue" w:hAnsi="Helvetica Neue"/>
+                <w:rFonts w:ascii="Helvetica" w:hAnsi="Helvetica"/>
                 <w:color w:val="000000" w:themeColor="text1"/>
               </w:rPr>
               <w:t>per quelle date/ore</w:t>
@@ -6684,7 +6382,7 @@
             <w:pPr>
               <w:pStyle w:val="Corpo"/>
               <w:rPr>
-                <w:rFonts w:ascii="Helvetica Neue" w:hAnsi="Helvetica Neue"/>
+                <w:rFonts w:ascii="Helvetica" w:hAnsi="Helvetica"/>
                 <w:b/>
                 <w:bCs/>
                 <w:color w:val="000000" w:themeColor="text1"/>
@@ -6712,7 +6410,7 @@
             <w:pPr>
               <w:pStyle w:val="Corpo"/>
               <w:rPr>
-                <w:rFonts w:ascii="Helvetica Neue" w:hAnsi="Helvetica Neue"/>
+                <w:rFonts w:ascii="Helvetica" w:hAnsi="Helvetica"/>
                 <w:i/>
                 <w:iCs/>
                 <w:color w:val="000000" w:themeColor="text1"/>
@@ -6720,7 +6418,7 @@
             </w:pPr>
             <w:r>
               <w:rPr>
-                <w:rFonts w:ascii="Helvetica Neue" w:hAnsi="Helvetica Neue"/>
+                <w:rFonts w:ascii="Helvetica" w:hAnsi="Helvetica"/>
                 <w:i/>
                 <w:iCs/>
                 <w:color w:val="000000" w:themeColor="text1"/>
@@ -6749,7 +6447,7 @@
             <w:pPr>
               <w:pStyle w:val="Corpo"/>
               <w:rPr>
-                <w:rFonts w:ascii="Helvetica Neue" w:hAnsi="Helvetica Neue"/>
+                <w:rFonts w:ascii="Helvetica" w:hAnsi="Helvetica"/>
                 <w:color w:val="000000" w:themeColor="text1"/>
               </w:rPr>
             </w:pPr>
@@ -6757,26 +6455,26 @@
         </w:tc>
       </w:tr>
     </w:tbl>
-    <w:p/>
+    <w:p>
+      <w:pPr>
+        <w:rPr>
+          <w:rFonts w:ascii="Helvetica" w:hAnsi="Helvetica"/>
+        </w:rPr>
+      </w:pPr>
+    </w:p>
     <w:p>
       <w:pPr>
         <w:pStyle w:val="Intestazione"/>
         <w:spacing w:after="0"/>
         <w:rPr>
-          <w:rFonts w:ascii="Helvetica Neue" w:hAnsi="Helvetica Neue"/>
+          <w:rFonts w:ascii="Helvetica" w:hAnsi="Helvetica"/>
         </w:rPr>
       </w:pPr>
       <w:r>
         <w:rPr>
-          <w:rFonts w:ascii="Helvetica Neue" w:hAnsi="Helvetica Neue"/>
+          <w:rFonts w:ascii="Helvetica" w:hAnsi="Helvetica"/>
         </w:rPr>
-        <w:t xml:space="preserve">Estensione </w:t>
-      </w:r>
-      <w:r>
-        <w:rPr>
-          <w:rFonts w:ascii="Helvetica Neue" w:hAnsi="Helvetica Neue"/>
-        </w:rPr>
-        <w:t>6a</w:t>
+        <w:t>Estensione 6a</w:t>
       </w:r>
     </w:p>
     <w:tbl>
@@ -6825,12 +6523,14 @@
             <w:pPr>
               <w:pStyle w:val="Corpo"/>
               <w:rPr>
+                <w:rFonts w:ascii="Helvetica" w:hAnsi="Helvetica"/>
                 <w:b/>
                 <w:bCs/>
               </w:rPr>
             </w:pPr>
             <w:r>
               <w:rPr>
+                <w:rFonts w:ascii="Helvetica" w:hAnsi="Helvetica"/>
                 <w:b/>
                 <w:bCs/>
               </w:rPr>
@@ -6859,12 +6559,14 @@
             <w:pPr>
               <w:pStyle w:val="Corpo"/>
               <w:rPr>
+                <w:rFonts w:ascii="Helvetica" w:hAnsi="Helvetica"/>
                 <w:b/>
                 <w:bCs/>
               </w:rPr>
             </w:pPr>
             <w:r>
               <w:rPr>
+                <w:rFonts w:ascii="Helvetica" w:hAnsi="Helvetica"/>
                 <w:b/>
                 <w:bCs/>
               </w:rPr>
@@ -6893,12 +6595,14 @@
             <w:pPr>
               <w:pStyle w:val="Corpo"/>
               <w:rPr>
+                <w:rFonts w:ascii="Helvetica" w:hAnsi="Helvetica"/>
                 <w:b/>
                 <w:bCs/>
               </w:rPr>
             </w:pPr>
             <w:r>
               <w:rPr>
+                <w:rFonts w:ascii="Helvetica" w:hAnsi="Helvetica"/>
                 <w:b/>
                 <w:bCs/>
               </w:rPr>
@@ -6931,23 +6635,18 @@
             <w:pPr>
               <w:pStyle w:val="Corpo"/>
               <w:rPr>
+                <w:rFonts w:ascii="Helvetica" w:hAnsi="Helvetica"/>
                 <w:b/>
                 <w:bCs/>
               </w:rPr>
             </w:pPr>
             <w:r>
               <w:rPr>
+                <w:rFonts w:ascii="Helvetica" w:hAnsi="Helvetica"/>
                 <w:b/>
                 <w:bCs/>
               </w:rPr>
-              <w:t>6a</w:t>
-            </w:r>
-            <w:r>
-              <w:rPr>
-                <w:b/>
-                <w:bCs/>
-              </w:rPr>
-              <w:t>.1</w:t>
+              <w:t>6a.1</w:t>
             </w:r>
           </w:p>
         </w:tc>
@@ -6970,14 +6669,26 @@
           <w:p>
             <w:pPr>
               <w:pStyle w:val="Corpo"/>
-            </w:pPr>
-            <w:r>
+              <w:rPr>
+                <w:rFonts w:ascii="Helvetica" w:hAnsi="Helvetica"/>
+              </w:rPr>
+            </w:pPr>
+            <w:r>
+              <w:rPr>
+                <w:rFonts w:ascii="Helvetica" w:hAnsi="Helvetica"/>
+              </w:rPr>
               <w:t>Prima di approvare, propone modifiche a</w:t>
             </w:r>
             <w:r>
+              <w:rPr>
+                <w:rFonts w:ascii="Helvetica" w:hAnsi="Helvetica"/>
+              </w:rPr>
               <w:t xml:space="preserve">i menù </w:t>
             </w:r>
             <w:r>
+              <w:rPr>
+                <w:rFonts w:ascii="Helvetica" w:hAnsi="Helvetica"/>
+              </w:rPr>
               <w:t>suggerendo piatti da aggiungere o eliminare</w:t>
             </w:r>
           </w:p>
@@ -7001,16 +6712,26 @@
           <w:p>
             <w:pPr>
               <w:pStyle w:val="Corpo"/>
-            </w:pPr>
-            <w:r>
+              <w:rPr>
+                <w:rFonts w:ascii="Helvetica" w:hAnsi="Helvetica"/>
+              </w:rPr>
+            </w:pPr>
+            <w:r>
+              <w:rPr>
+                <w:rFonts w:ascii="Helvetica" w:hAnsi="Helvetica"/>
+              </w:rPr>
               <w:t xml:space="preserve">Registra le proposte come annotazioni locali legate esclusivamente all’evento in questione, senza alterare i menù </w:t>
             </w:r>
-            <w:proofErr w:type="gramStart"/>
-            <w:r>
-              <w:t>originali  nel</w:t>
-            </w:r>
-            <w:proofErr w:type="gramEnd"/>
-            <w:r>
+            <w:r>
+              <w:rPr>
+                <w:rFonts w:ascii="Helvetica" w:hAnsi="Helvetica"/>
+              </w:rPr>
+              <w:t>originali nel</w:t>
+            </w:r>
+            <w:r>
+              <w:rPr>
+                <w:rFonts w:ascii="Helvetica" w:hAnsi="Helvetica"/>
+              </w:rPr>
               <w:t xml:space="preserve"> ricettario</w:t>
             </w:r>
           </w:p>
@@ -7040,10 +6761,19 @@
             <w:pPr>
               <w:pStyle w:val="Corpo"/>
               <w:rPr>
+                <w:rFonts w:ascii="Helvetica" w:hAnsi="Helvetica"/>
                 <w:b/>
                 <w:bCs/>
               </w:rPr>
             </w:pPr>
+            <w:r>
+              <w:rPr>
+                <w:rFonts w:ascii="Helvetica" w:hAnsi="Helvetica"/>
+                <w:b/>
+                <w:bCs/>
+              </w:rPr>
+              <w:t>6a.2</w:t>
+            </w:r>
           </w:p>
         </w:tc>
         <w:tc>
@@ -7065,8 +6795,14 @@
           <w:p>
             <w:pPr>
               <w:pStyle w:val="Corpo"/>
-            </w:pPr>
-            <w:r>
+              <w:rPr>
+                <w:rFonts w:ascii="Helvetica" w:hAnsi="Helvetica"/>
+              </w:rPr>
+            </w:pPr>
+            <w:r>
+              <w:rPr>
+                <w:rFonts w:ascii="Helvetica" w:hAnsi="Helvetica"/>
+              </w:rPr>
               <w:t>Conferma l’invio delle proposte allo chef</w:t>
             </w:r>
           </w:p>
@@ -7090,11 +6826,20 @@
           <w:p>
             <w:pPr>
               <w:pStyle w:val="Corpo"/>
-            </w:pPr>
-            <w:r>
+              <w:rPr>
+                <w:rFonts w:ascii="Helvetica" w:hAnsi="Helvetica"/>
+              </w:rPr>
+            </w:pPr>
+            <w:r>
+              <w:rPr>
+                <w:rFonts w:ascii="Helvetica" w:hAnsi="Helvetica"/>
+              </w:rPr>
               <w:t xml:space="preserve">Rende visibili le modifiche allo chef responsabile e invia una notifica di </w:t>
             </w:r>
             <w:r>
+              <w:rPr>
+                <w:rFonts w:ascii="Helvetica" w:hAnsi="Helvetica"/>
+              </w:rPr>
               <w:lastRenderedPageBreak/>
               <w:t>“Revisione menù richiesta”</w:t>
             </w:r>
@@ -7125,6 +6870,7 @@
             <w:pPr>
               <w:pStyle w:val="Corpo"/>
               <w:rPr>
+                <w:rFonts w:ascii="Helvetica" w:hAnsi="Helvetica"/>
                 <w:b/>
                 <w:bCs/>
               </w:rPr>
@@ -7151,12 +6897,14 @@
             <w:pPr>
               <w:pStyle w:val="Corpo"/>
               <w:rPr>
+                <w:rFonts w:ascii="Helvetica" w:hAnsi="Helvetica"/>
                 <w:i/>
                 <w:iCs/>
               </w:rPr>
             </w:pPr>
             <w:r>
               <w:rPr>
+                <w:rFonts w:ascii="Helvetica" w:hAnsi="Helvetica"/>
                 <w:i/>
                 <w:iCs/>
               </w:rPr>
@@ -7183,53 +6931,14 @@
           <w:p>
             <w:pPr>
               <w:pStyle w:val="Corpo"/>
+              <w:rPr>
+                <w:rFonts w:ascii="Helvetica" w:hAnsi="Helvetica"/>
+              </w:rPr>
             </w:pPr>
           </w:p>
         </w:tc>
       </w:tr>
     </w:tbl>
-    <w:p/>
-    <w:p>
-      <w:r>
-        <w:t xml:space="preserve">Possiamo </w:t>
-      </w:r>
-      <w:proofErr w:type="gramStart"/>
-      <w:r>
-        <w:t>Aggiungere !!!!!!!!!!!!!!!!!!!!!!!!!!!!!!!!!!!!!!</w:t>
-      </w:r>
-      <w:proofErr w:type="gramEnd"/>
-      <w:r>
-        <w:t xml:space="preserve"> Citata nelle user stories </w:t>
-      </w:r>
-    </w:p>
-    <w:p>
-      <w:pPr>
-        <w:pStyle w:val="NormaleWeb"/>
-        <w:rPr>
-          <w:rFonts w:asciiTheme="minorHAnsi" w:hAnsiTheme="minorHAnsi"/>
-        </w:rPr>
-      </w:pPr>
-      <w:r>
-        <w:rPr>
-          <w:rFonts w:asciiTheme="minorHAnsi" w:hAnsiTheme="minorHAnsi"/>
-        </w:rPr>
-        <w:t>Eccezione 1d.1a (Mancante nel testo ma discussa): Nel tuo UC completo hai inserito il controllo del preavviso nel Passo 1 del Flusso Principale. Tuttavia, non hai esplicitato l'eccezione se il controllo fallisce. Ti consiglio di aggiungere in fondo:</w:t>
-      </w:r>
-    </w:p>
-    <w:p>
-      <w:pPr>
-        <w:pStyle w:val="NormaleWeb"/>
-        <w:rPr>
-          <w:rFonts w:asciiTheme="minorHAnsi" w:hAnsiTheme="minorHAnsi"/>
-        </w:rPr>
-      </w:pPr>
-      <w:r>
-        <w:rPr>
-          <w:rFonts w:asciiTheme="minorHAnsi" w:hAnsiTheme="minorHAnsi"/>
-        </w:rPr>
-        <w:t>Eccezione 1d.1a (Preavviso insufficiente): Il sistema rileva meno di 14 giorni di preavviso; informa l'Organizzatore e richiede conferma o deroga per procedere.</w:t>
-      </w:r>
-    </w:p>
     <w:p/>
     <w:sectPr>
       <w:pgSz w:w="11906" w:h="16838"/>
